--- a/docs/game-model/Identidad-del-Equipo-Familias.docx
+++ b/docs/game-model/Identidad-del-Equipo-Familias.docx
@@ -1,6 +1,6 @@
 
 <file path=word/document.xml><?xml version="1.0" encoding="utf-8"?>
-<w:document xmlns:wpc="http://schemas.microsoft.com/office/word/2010/wordprocessingCanvas" xmlns:mc="http://schemas.openxmlformats.org/markup-compatibility/2006" xmlns:o="urn:schemas-microsoft-com:office:office" xmlns:r="http://schemas.openxmlformats.org/officeDocument/2006/relationships" xmlns:m="http://schemas.openxmlformats.org/officeDocument/2006/math" xmlns:v="urn:schemas-microsoft-com:vml" xmlns:wp14="http://schemas.microsoft.com/office/word/2010/wordprocessingDrawing" xmlns:wp="http://schemas.openxmlformats.org/drawingml/2006/wordprocessingDrawing" xmlns:w10="urn:schemas-microsoft-com:office:word" xmlns:w="http://schemas.openxmlformats.org/wordprocessingml/2006/main" xmlns:w14="http://schemas.microsoft.com/office/word/2010/wordml" xmlns:w15="http://schemas.microsoft.com/office/word/2012/wordml" xmlns:wpg="http://schemas.microsoft.com/office/word/2010/wordprocessingGroup" xmlns:wpi="http://schemas.microsoft.com/office/word/2010/wordprocessingInk" xmlns:wne="http://schemas.microsoft.com/office/word/2006/wordml" xmlns:wps="http://schemas.microsoft.com/office/word/2010/wordprocessingShape" xmlns:cx="http://schemas.microsoft.com/office/drawing/2014/chartex" xmlns:cx1="http://schemas.microsoft.com/office/drawing/2015/9/8/chartex" xmlns:cx2="http://schemas.microsoft.com/office/drawing/2015/10/21/chartex" xmlns:cx3="http://schemas.microsoft.com/office/drawing/2016/5/9/chartex" xmlns:cx4="http://schemas.microsoft.com/office/drawing/2016/5/10/chartex" xmlns:cx5="http://schemas.microsoft.com/office/drawing/2016/5/11/chartex" xmlns:cx6="http://schemas.microsoft.com/office/drawing/2016/5/12/chartex" xmlns:cx7="http://schemas.microsoft.com/office/drawing/2016/5/13/chartex" xmlns:cx8="http://schemas.microsoft.com/office/drawing/2016/5/14/chartex" xmlns:aink="http://schemas.microsoft.com/office/drawing/2016/ink" xmlns:am3d="http://schemas.microsoft.com/office/drawing/2017/model3d" xmlns:w16cex="http://schemas.microsoft.com/office/word/2018/wordml/cex" xmlns:w16cid="http://schemas.microsoft.com/office/word/2016/wordml/cid" xmlns:w16="http://schemas.microsoft.com/office/word/2018/wordml" xmlns:w16sdtdh="http://schemas.microsoft.com/office/word/2020/wordml/sdtdatahash" xmlns:w16se="http://schemas.microsoft.com/office/word/2015/wordml/symex" mc:Ignorable="w14 w15 wp14">
+<w:document xmlns:wpc="http://schemas.microsoft.com/office/word/2010/wordprocessingCanvas" xmlns:cx="http://schemas.microsoft.com/office/drawing/2014/chartex" xmlns:cx1="http://schemas.microsoft.com/office/drawing/2015/9/8/chartex" xmlns:cx2="http://schemas.microsoft.com/office/drawing/2015/10/21/chartex" xmlns:cx3="http://schemas.microsoft.com/office/drawing/2016/5/9/chartex" xmlns:cx4="http://schemas.microsoft.com/office/drawing/2016/5/10/chartex" xmlns:cx5="http://schemas.microsoft.com/office/drawing/2016/5/11/chartex" xmlns:cx6="http://schemas.microsoft.com/office/drawing/2016/5/12/chartex" xmlns:cx7="http://schemas.microsoft.com/office/drawing/2016/5/13/chartex" xmlns:cx8="http://schemas.microsoft.com/office/drawing/2016/5/14/chartex" xmlns:mc="http://schemas.openxmlformats.org/markup-compatibility/2006" xmlns:aink="http://schemas.microsoft.com/office/drawing/2016/ink" xmlns:am3d="http://schemas.microsoft.com/office/drawing/2017/model3d" xmlns:o="urn:schemas-microsoft-com:office:office" xmlns:oel="http://schemas.microsoft.com/office/2019/extlst" xmlns:r="http://schemas.openxmlformats.org/officeDocument/2006/relationships" xmlns:m="http://schemas.openxmlformats.org/officeDocument/2006/math" xmlns:v="urn:schemas-microsoft-com:vml" xmlns:wp14="http://schemas.microsoft.com/office/word/2010/wordprocessingDrawing" xmlns:wp="http://schemas.openxmlformats.org/drawingml/2006/wordprocessingDrawing" xmlns:w10="urn:schemas-microsoft-com:office:word" xmlns:w="http://schemas.openxmlformats.org/wordprocessingml/2006/main" xmlns:w14="http://schemas.microsoft.com/office/word/2010/wordml" xmlns:w15="http://schemas.microsoft.com/office/word/2012/wordml" xmlns:w16cex="http://schemas.microsoft.com/office/word/2018/wordml/cex" xmlns:w16cid="http://schemas.microsoft.com/office/word/2016/wordml/cid" xmlns:w16="http://schemas.microsoft.com/office/word/2018/wordml" xmlns:w16du="http://schemas.microsoft.com/office/word/2023/wordml/word16du" xmlns:w16sdtdh="http://schemas.microsoft.com/office/word/2020/wordml/sdtdatahash" xmlns:w16sdtfl="http://schemas.microsoft.com/office/word/2024/wordml/sdtformatlock" xmlns:w16se="http://schemas.microsoft.com/office/word/2015/wordml/symex" xmlns:wpg="http://schemas.microsoft.com/office/word/2010/wordprocessingGroup" xmlns:wpi="http://schemas.microsoft.com/office/word/2010/wordprocessingInk" xmlns:wne="http://schemas.microsoft.com/office/word/2006/wordml" xmlns:wps="http://schemas.microsoft.com/office/word/2010/wordprocessingShape" mc:Ignorable="w14 w15 w16se w16cid w16 w16cex w16sdtdh w16sdtfl w16du wp14">
   <w:body>
     <w:p>
       <w:pPr>
@@ -9,19 +9,18 @@
     </w:p>
     <w:p>
       <w:pPr>
-        <w:spacing w:after="100" w:before="200"/>
+        <w:spacing w:before="200" w:after="100"/>
         <w:jc w:val="center"/>
       </w:pPr>
       <w:r>
         <w:rPr>
-          <w:rFonts w:ascii="Calibri" w:cs="Calibri" w:eastAsia="Calibri" w:hAnsi="Calibri"/>
           <w:b/>
           <w:bCs/>
           <w:color w:val="0B3D24"/>
           <w:sz w:val="44"/>
           <w:szCs w:val="44"/>
         </w:rPr>
-        <w:t xml:space="preserve">¿CÓMO QUEREMOS QUE JUEGUE NUESTRO EQUIPO?</w:t>
+        <w:t>¿CÓMO QUEREMOS QUE JUEGUE NUESTRO EQUIPO?</w:t>
       </w:r>
     </w:p>
     <w:p>
@@ -31,14 +30,13 @@
       </w:pPr>
       <w:r>
         <w:rPr>
-          <w:rFonts w:ascii="Calibri" w:cs="Calibri" w:eastAsia="Calibri" w:hAnsi="Calibri"/>
           <w:b/>
           <w:bCs/>
           <w:color w:val="C79A3C"/>
           <w:sz w:val="26"/>
           <w:szCs w:val="26"/>
         </w:rPr>
-        <w:t xml:space="preserve">Guía para familias</w:t>
+        <w:t>Guía para familias</w:t>
       </w:r>
     </w:p>
     <w:p>
@@ -48,338 +46,284 @@
       </w:pPr>
       <w:r>
         <w:rPr>
-          <w:rFonts w:ascii="Calibri" w:cs="Calibri" w:eastAsia="Calibri" w:hAnsi="Calibri"/>
           <w:color w:val="5A6570"/>
-          <w:sz w:val="22"/>
-          <w:szCs w:val="22"/>
         </w:rPr>
-        <w:t xml:space="preserve">Cadete · Segundo Año · Segunda División</w:t>
-      </w:r>
-    </w:p>
-    <w:p>
-      <w:pPr>
-        <w:spacing w:after="180" w:line="300"/>
+        <w:t xml:space="preserve">Cadete · </w:t>
+      </w:r>
+      <w:r>
+        <w:rPr>
+          <w:color w:val="5A6570"/>
+        </w:rPr>
+        <w:t>Primer</w:t>
+      </w:r>
+      <w:r>
+        <w:rPr>
+          <w:color w:val="5A6570"/>
+        </w:rPr>
+        <w:t xml:space="preserve"> Año · Segunda División</w:t>
+      </w:r>
+    </w:p>
+    <w:p>
+      <w:pPr>
+        <w:spacing w:after="180" w:line="300" w:lineRule="auto"/>
         <w:jc w:val="both"/>
       </w:pPr>
       <w:r>
-        <w:rPr>
-          <w:rFonts w:ascii="Calibri" w:cs="Calibri" w:eastAsia="Calibri" w:hAnsi="Calibri"/>
-          <w:color w:val="212529"/>
-          <w:sz w:val="22"/>
-          <w:szCs w:val="22"/>
-        </w:rPr>
-        <w:t xml:space="preserve">Este documento explica, sin tecnicismos, qué identidad queremos que tenga el equipo: cómo queremos que juegue, qué valores hay detrás de esa forma de jugar, y qué es lo que vuestros hijos van a aprender a lo largo de la temporada. No es un manual táctico — es la foto general de "a qué jugamos y por qué".</w:t>
+        <w:t>Este documento explica, sin tecnicismos, qué identidad queremos que tenga el equipo: cómo queremos que juegue, qué valores hay detrás de esa forma de jugar, y qué es lo que vuestros hijos van a aprender a lo largo de la temporada. No es un manual táctico — es la foto general de "a qué jugamos y por qué".</w:t>
       </w:r>
     </w:p>
     <w:p>
       <w:pPr>
         <w:pStyle w:val="Heading1"/>
         <w:pBdr>
-          <w:bottom w:val="single" w:color="C79A3C" w:sz="12" w:space="4"/>
+          <w:bottom w:val="single" w:sz="12" w:space="4" w:color="C79A3C"/>
         </w:pBdr>
-        <w:spacing w:after="180" w:before="320"/>
+        <w:spacing w:before="320" w:after="180"/>
       </w:pPr>
       <w:r>
         <w:rPr>
-          <w:rFonts w:ascii="Calibri" w:cs="Calibri" w:eastAsia="Calibri" w:hAnsi="Calibri"/>
           <w:b/>
           <w:bCs/>
           <w:color w:val="0B3D24"/>
           <w:sz w:val="30"/>
           <w:szCs w:val="30"/>
         </w:rPr>
-        <w:t xml:space="preserve">Cuando no tenemos el balón</w:t>
-      </w:r>
-    </w:p>
-    <w:p>
-      <w:pPr>
-        <w:spacing w:after="180" w:line="300"/>
+        <w:t>Cuando no tenemos el balón</w:t>
+      </w:r>
+    </w:p>
+    <w:p>
+      <w:pPr>
+        <w:spacing w:after="180" w:line="300" w:lineRule="auto"/>
         <w:jc w:val="both"/>
       </w:pPr>
       <w:r>
-        <w:rPr>
-          <w:rFonts w:ascii="Calibri" w:cs="Calibri" w:eastAsia="Calibri" w:hAnsi="Calibri"/>
-          <w:color w:val="212529"/>
-          <w:sz w:val="22"/>
-          <w:szCs w:val="22"/>
-        </w:rPr>
-        <w:t xml:space="preserve">Defendemos en equipo, no de forma individual. No es un jugador corriendo solo detrás del rival — es todo el bloque moviéndose junto, sabiendo cada uno qué le toca hacer según dónde esté el balón. Preferimos ceder algo de terreno con orden antes que romper filas por ir a robar el balón de forma individual.</w:t>
+        <w:t>Defendemos en equipo, no de forma individual. No es un jugador corriendo solo detrás del rival — es todo el bloque moviéndose junto, sabiendo cada uno qué le toca hacer según dónde esté el balón. Preferimos ceder algo de terreno con orden antes que romper filas por ir a robar el balón de forma individual.</w:t>
       </w:r>
     </w:p>
     <w:p>
       <w:pPr>
         <w:pBdr>
-          <w:left w:val="single" w:color="C79A3C" w:sz="28" w:space="8"/>
+          <w:left w:val="single" w:sz="28" w:space="8" w:color="C79A3C"/>
         </w:pBdr>
-        <w:shd w:fill="F2F5F0" w:val="clear"/>
-        <w:spacing w:after="260" w:before="200"/>
+        <w:shd w:val="clear" w:color="auto" w:fill="F2F5F0"/>
+        <w:spacing w:before="200" w:after="260"/>
         <w:ind w:left="200"/>
         <w:jc w:val="both"/>
       </w:pPr>
       <w:r>
         <w:rPr>
-          <w:rFonts w:ascii="Calibri" w:cs="Calibri" w:eastAsia="Calibri" w:hAnsi="Calibri"/>
           <w:b/>
           <w:bCs/>
           <w:i/>
           <w:iCs/>
           <w:color w:val="0B3D24"/>
-          <w:sz w:val="22"/>
-          <w:szCs w:val="22"/>
         </w:rPr>
-        <w:t xml:space="preserve">Vuestros hijos van a aprender disciplina y trabajo en equipo defendiendo, no solo a correr detrás del rival.</w:t>
+        <w:t>Vuestros hijos van a aprender disciplina y trabajo en equipo defendiendo, no solo a correr detrás del rival.</w:t>
       </w:r>
     </w:p>
     <w:p>
       <w:pPr>
         <w:pStyle w:val="Heading1"/>
         <w:pBdr>
-          <w:bottom w:val="single" w:color="C79A3C" w:sz="12" w:space="4"/>
+          <w:bottom w:val="single" w:sz="12" w:space="4" w:color="C79A3C"/>
         </w:pBdr>
-        <w:spacing w:after="180" w:before="320"/>
+        <w:spacing w:before="320" w:after="180"/>
       </w:pPr>
       <w:r>
         <w:rPr>
-          <w:rFonts w:ascii="Calibri" w:cs="Calibri" w:eastAsia="Calibri" w:hAnsi="Calibri"/>
           <w:b/>
           <w:bCs/>
           <w:color w:val="0B3D24"/>
           <w:sz w:val="30"/>
           <w:szCs w:val="30"/>
         </w:rPr>
-        <w:t xml:space="preserve">Cuando recuperamos el balón</w:t>
-      </w:r>
-    </w:p>
-    <w:p>
-      <w:pPr>
-        <w:spacing w:after="180" w:line="300"/>
+        <w:t>Cuando recuperamos el balón</w:t>
+      </w:r>
+    </w:p>
+    <w:p>
+      <w:pPr>
+        <w:spacing w:after="180" w:line="300" w:lineRule="auto"/>
         <w:jc w:val="both"/>
       </w:pPr>
       <w:r>
-        <w:rPr>
-          <w:rFonts w:ascii="Calibri" w:cs="Calibri" w:eastAsia="Calibri" w:hAnsi="Calibri"/>
-          <w:color w:val="212529"/>
-          <w:sz w:val="22"/>
-          <w:szCs w:val="22"/>
-        </w:rPr>
-        <w:t xml:space="preserve">No salimos siempre corriendo hacia adelante sin pensar. A veces sí: si vemos que el rival está mal colocado y tenemos ventaja clara, vamos rápido y directos a portería. Pero si no hay esa ventaja, el equipo se calma, protege el balón y se reorganiza antes de intentar nada. Es una decisión que aprenden a tomar sobre la marcha, no un acto reflejo.</w:t>
+        <w:t>No salimos siempre corriendo hacia adelante sin pensar. A veces sí: si vemos que el rival está mal colocado y tenemos ventaja clara, vamos rápido y directos a portería. Pero si no hay esa ventaja, el equipo se calma, protege el balón y se reorganiza antes de intentar nada. Es una decisión que aprenden a tomar sobre la marcha, no un acto reflejo.</w:t>
       </w:r>
     </w:p>
     <w:p>
       <w:pPr>
         <w:pStyle w:val="Heading1"/>
         <w:pBdr>
-          <w:bottom w:val="single" w:color="C79A3C" w:sz="12" w:space="4"/>
+          <w:bottom w:val="single" w:sz="12" w:space="4" w:color="C79A3C"/>
         </w:pBdr>
-        <w:spacing w:after="180" w:before="320"/>
+        <w:spacing w:before="320" w:after="180"/>
       </w:pPr>
       <w:r>
         <w:rPr>
-          <w:rFonts w:ascii="Calibri" w:cs="Calibri" w:eastAsia="Calibri" w:hAnsi="Calibri"/>
           <w:b/>
           <w:bCs/>
           <w:color w:val="0B3D24"/>
           <w:sz w:val="30"/>
           <w:szCs w:val="30"/>
         </w:rPr>
-        <w:t xml:space="preserve">Cuando tenemos el balón</w:t>
-      </w:r>
-    </w:p>
-    <w:p>
-      <w:pPr>
-        <w:spacing w:after="180" w:line="300"/>
+        <w:t>Cuando tenemos el balón</w:t>
+      </w:r>
+    </w:p>
+    <w:p>
+      <w:pPr>
+        <w:spacing w:after="180" w:line="300" w:lineRule="auto"/>
         <w:jc w:val="both"/>
       </w:pPr>
       <w:r>
-        <w:rPr>
-          <w:rFonts w:ascii="Calibri" w:cs="Calibri" w:eastAsia="Calibri" w:hAnsi="Calibri"/>
-          <w:color w:val="212529"/>
-          <w:sz w:val="22"/>
-          <w:szCs w:val="22"/>
-        </w:rPr>
-        <w:t xml:space="preserve">Movemos el balón con cabeza. No metemos balonazos hacia adelante sin sentido. Primero circulamos el balón de un lado a otro para desordenar al rival y que se abran huecos, y solo entonces intentamos progresar — combinando entre varios compañeros, no con un solo jugador intentando resolverlo todo por su cuenta.</w:t>
+        <w:t>Movemos el balón con cabeza. No metemos balonazos hacia adelante sin sentido. Primero circulamos el balón de un lado a otro para desordenar al rival y que se abran huecos, y solo entonces intentamos progresar — combinando entre varios compañeros, no con un solo jugador intentando resolverlo todo por su cuenta.</w:t>
       </w:r>
     </w:p>
     <w:p>
       <w:pPr>
         <w:pBdr>
-          <w:left w:val="single" w:color="C79A3C" w:sz="28" w:space="8"/>
+          <w:left w:val="single" w:sz="28" w:space="8" w:color="C79A3C"/>
         </w:pBdr>
-        <w:shd w:fill="F2F5F0" w:val="clear"/>
-        <w:spacing w:after="260" w:before="200"/>
+        <w:shd w:val="clear" w:color="auto" w:fill="F2F5F0"/>
+        <w:spacing w:before="200" w:after="260"/>
         <w:ind w:left="200"/>
         <w:jc w:val="both"/>
       </w:pPr>
       <w:r>
         <w:rPr>
-          <w:rFonts w:ascii="Calibri" w:cs="Calibri" w:eastAsia="Calibri" w:hAnsi="Calibri"/>
           <w:b/>
           <w:bCs/>
           <w:i/>
           <w:iCs/>
           <w:color w:val="0B3D24"/>
-          <w:sz w:val="22"/>
-          <w:szCs w:val="22"/>
         </w:rPr>
-        <w:t xml:space="preserve">Es un fútbol que premia la inteligencia y el juego en equipo por encima del talento individual de uno solo.</w:t>
+        <w:t>Es un fútbol que premia la inteligencia y el juego en equipo por encima del talento individual de uno solo.</w:t>
       </w:r>
     </w:p>
     <w:p>
       <w:pPr>
         <w:pStyle w:val="Heading1"/>
         <w:pBdr>
-          <w:bottom w:val="single" w:color="C79A3C" w:sz="12" w:space="4"/>
+          <w:bottom w:val="single" w:sz="12" w:space="4" w:color="C79A3C"/>
         </w:pBdr>
-        <w:spacing w:after="180" w:before="320"/>
+        <w:spacing w:before="320" w:after="180"/>
       </w:pPr>
       <w:r>
         <w:rPr>
-          <w:rFonts w:ascii="Calibri" w:cs="Calibri" w:eastAsia="Calibri" w:hAnsi="Calibri"/>
           <w:b/>
           <w:bCs/>
           <w:color w:val="0B3D24"/>
           <w:sz w:val="30"/>
           <w:szCs w:val="30"/>
         </w:rPr>
-        <w:t xml:space="preserve">Cómo buscamos el gol</w:t>
-      </w:r>
-    </w:p>
-    <w:p>
-      <w:pPr>
-        <w:spacing w:after="180" w:line="300"/>
+        <w:t>Cómo buscamos el gol</w:t>
+      </w:r>
+    </w:p>
+    <w:p>
+      <w:pPr>
+        <w:spacing w:after="180" w:line="300" w:lineRule="auto"/>
         <w:jc w:val="both"/>
       </w:pPr>
       <w:r>
-        <w:rPr>
-          <w:rFonts w:ascii="Calibri" w:cs="Calibri" w:eastAsia="Calibri" w:hAnsi="Calibri"/>
-          <w:color w:val="212529"/>
-          <w:sz w:val="22"/>
-          <w:szCs w:val="22"/>
-        </w:rPr>
-        <w:t xml:space="preserve">La mayoría de nuestros goles no van a venir de un extremo centrando al área para que alguien remate de cabeza. Van a venir de un centrocampista que llega corriendo desde atrás, en el momento justo, para rematar una jugada que ha construido todo el equipo. Es un fútbol donde todos atacan y todos defienden — no hay posiciones "solo para marcar" ni "solo para defender".</w:t>
+        <w:t xml:space="preserve">La mayoría de nuestros goles no van a venir de un extremo centrando al área para que alguien remate de cabeza. Van a venir de un centrocampista que llega corriendo desde atrás, en el momento justo, para </w:t>
+      </w:r>
+      <w:r>
+        <w:lastRenderedPageBreak/>
+        <w:t>rematar una jugada que ha construido todo el equipo. Es un fútbol donde todos atacan y todos defienden — no hay posiciones "solo para marcar" ni "solo para defender".</w:t>
       </w:r>
     </w:p>
     <w:p>
       <w:pPr>
         <w:pStyle w:val="Heading1"/>
         <w:pBdr>
-          <w:bottom w:val="single" w:color="C79A3C" w:sz="12" w:space="4"/>
+          <w:bottom w:val="single" w:sz="12" w:space="4" w:color="C79A3C"/>
         </w:pBdr>
-        <w:spacing w:after="180" w:before="320"/>
+        <w:spacing w:before="320" w:after="180"/>
       </w:pPr>
       <w:r>
         <w:rPr>
-          <w:rFonts w:ascii="Calibri" w:cs="Calibri" w:eastAsia="Calibri" w:hAnsi="Calibri"/>
           <w:b/>
           <w:bCs/>
           <w:color w:val="0B3D24"/>
           <w:sz w:val="30"/>
           <w:szCs w:val="30"/>
         </w:rPr>
-        <w:t xml:space="preserve">Si perdemos el balón</w:t>
-      </w:r>
-    </w:p>
-    <w:p>
-      <w:pPr>
-        <w:spacing w:after="180" w:line="300"/>
+        <w:t>Si perdemos el balón</w:t>
+      </w:r>
+    </w:p>
+    <w:p>
+      <w:pPr>
+        <w:spacing w:after="180" w:line="300" w:lineRule="auto"/>
         <w:jc w:val="both"/>
       </w:pPr>
       <w:r>
-        <w:rPr>
-          <w:rFonts w:ascii="Calibri" w:cs="Calibri" w:eastAsia="Calibri" w:hAnsi="Calibri"/>
-          <w:color w:val="212529"/>
-          <w:sz w:val="22"/>
-          <w:szCs w:val="22"/>
-        </w:rPr>
-        <w:t xml:space="preserve">No nos desorganizamos. Reaccionamos todos a la vez, con más o menos urgencia según lo cerca que estemos de nuestra portería o de la del rival — muy intensos cuando perdemos cerca del área rival, con más cabeza y sin arriesgar faltas cuando perdemos cerca de la nuestra. Siempre en equipo, nunca cada uno por su cuenta.</w:t>
+        <w:t>En el mismo instante en que perdemos el balón, el que está más cerca lo avisa en voz alta para que todos se enteren a la vez, no cada uno cuando se dé cuenta por su cuenta. A partir de ahí, no nos desorganizamos: reaccionamos todos juntos, con más o menos urgencia según lo cerca que estemos de nuestra portería o de la del rival — muy intensos cuando perdemos cerca del área rival, con más cabeza y sin arriesgar faltas cuando perdemos cerca de la nuestra. Siempre en equipo, nunca cada uno por su cuenta.</w:t>
       </w:r>
     </w:p>
     <w:p>
       <w:pPr>
         <w:pStyle w:val="Heading1"/>
         <w:pBdr>
-          <w:bottom w:val="single" w:color="C79A3C" w:sz="12" w:space="4"/>
+          <w:bottom w:val="single" w:sz="12" w:space="4" w:color="C79A3C"/>
         </w:pBdr>
-        <w:spacing w:after="180" w:before="320"/>
+        <w:spacing w:before="320" w:after="180"/>
       </w:pPr>
       <w:r>
         <w:rPr>
-          <w:rFonts w:ascii="Calibri" w:cs="Calibri" w:eastAsia="Calibri" w:hAnsi="Calibri"/>
           <w:b/>
           <w:bCs/>
           <w:color w:val="0B3D24"/>
           <w:sz w:val="30"/>
           <w:szCs w:val="30"/>
         </w:rPr>
-        <w:t xml:space="preserve">En una frase</w:t>
+        <w:t>En una frase</w:t>
       </w:r>
     </w:p>
     <w:p>
       <w:pPr>
         <w:pBdr>
-          <w:left w:val="single" w:color="C79A3C" w:sz="28" w:space="8"/>
+          <w:left w:val="single" w:sz="28" w:space="8" w:color="C79A3C"/>
         </w:pBdr>
-        <w:shd w:fill="F2F5F0" w:val="clear"/>
-        <w:spacing w:after="260" w:before="200"/>
+        <w:shd w:val="clear" w:color="auto" w:fill="F2F5F0"/>
+        <w:spacing w:before="200" w:after="260"/>
         <w:ind w:left="200"/>
         <w:jc w:val="both"/>
       </w:pPr>
       <w:r>
         <w:rPr>
-          <w:rFonts w:ascii="Calibri" w:cs="Calibri" w:eastAsia="Calibri" w:hAnsi="Calibri"/>
           <w:b/>
           <w:bCs/>
           <w:i/>
           <w:iCs/>
           <w:color w:val="0B3D24"/>
-          <w:sz w:val="22"/>
-          <w:szCs w:val="22"/>
         </w:rPr>
-        <w:t xml:space="preserve">Jugamos con cabeza, en equipo, sin prisas innecesarias pero sin miedo cuando toca ser valientes. Es un fútbol que premia entender el juego y ayudarse entre todos, no solo correr más que el resto.</w:t>
-      </w:r>
-    </w:p>
-    <w:p>
-      <w:pPr>
-        <w:spacing w:after="180" w:line="300"/>
+        <w:t>Jugamos con cabeza, en equipo, sin prisas innecesarias pero sin miedo cuando toca ser valientes. Es un fútbol que premia entender el juego y ayudarse entre todos, no solo correr más que el resto.</w:t>
+      </w:r>
+    </w:p>
+    <w:p>
+      <w:pPr>
+        <w:spacing w:after="180" w:line="300" w:lineRule="auto"/>
         <w:jc w:val="both"/>
       </w:pPr>
       <w:r>
-        <w:rPr>
-          <w:rFonts w:ascii="Calibri" w:cs="Calibri" w:eastAsia="Calibri" w:hAnsi="Calibri"/>
-          <w:color w:val="212529"/>
-          <w:sz w:val="22"/>
-          <w:szCs w:val="22"/>
-        </w:rPr>
-        <w:t xml:space="preserve">Este documento se irá actualizando a medida que el modelo de juego del equipo se termine de construir a lo largo de la temporada.</w:t>
+        <w:t>Este documento se irá actualizando a medida que el modelo de juego del equipo se termine de construir a lo largo de la temporada.</w:t>
       </w:r>
     </w:p>
     <w:sectPr>
-      <w:pgSz w:w="11906" w:h="16838" w:orient="portrait"/>
+      <w:headerReference w:type="even" r:id="rId7"/>
+      <w:headerReference w:type="default" r:id="rId8"/>
+      <w:headerReference w:type="first" r:id="rId9"/>
+      <w:pgSz w:w="11906" w:h="16838"/>
       <w:pgMar w:top="1200" w:right="1300" w:bottom="1200" w:left="1300" w:header="708" w:footer="708" w:gutter="0"/>
-      <w:pgNumType/>
+      <w:cols w:space="720"/>
       <w:docGrid w:linePitch="360"/>
     </w:sectPr>
   </w:body>
 </w:document>
 </file>
 
-<file path=word/comments.xml><?xml version="1.0" encoding="utf-8"?>
-<w:comments xmlns:cx="http://schemas.microsoft.com/office/drawing/2014/chartex" xmlns:cx1="http://schemas.microsoft.com/office/drawing/2015/9/8/chartex" xmlns:cx2="http://schemas.microsoft.com/office/drawing/2015/10/21/chartex" xmlns:cx3="http://schemas.microsoft.com/office/drawing/2016/5/9/chartex" xmlns:cx4="http://schemas.microsoft.com/office/drawing/2016/5/10/chartex" xmlns:cx5="http://schemas.microsoft.com/office/drawing/2016/5/11/chartex" xmlns:cx6="http://schemas.microsoft.com/office/drawing/2016/5/12/chartex" xmlns:cx7="http://schemas.microsoft.com/office/drawing/2016/5/13/chartex" xmlns:cx8="http://schemas.microsoft.com/office/drawing/2016/5/14/chartex" xmlns:mc="http://schemas.openxmlformats.org/markup-compatibility/2006" xmlns:aink="http://schemas.microsoft.com/office/drawing/2016/ink" xmlns:am3d="http://schemas.microsoft.com/office/drawing/2017/model3d" xmlns:o="urn:schemas-microsoft-com:office:office" xmlns:r="http://schemas.openxmlformats.org/officeDocument/2006/relationships" xmlns:m="http://schemas.openxmlformats.org/officeDocument/2006/math" xmlns:v="urn:schemas-microsoft-com:vml" xmlns:wp14="http://schemas.microsoft.com/office/word/2010/wordprocessingDrawing" xmlns:wp="http://schemas.openxmlformats.org/drawingml/2006/wordprocessingDrawing" xmlns:w10="urn:schemas-microsoft-com:office:word" xmlns:w="http://schemas.openxmlformats.org/wordprocessingml/2006/main" xmlns:w14="http://schemas.microsoft.com/office/word/2010/wordml" xmlns:w15="http://schemas.microsoft.com/office/word/2012/wordml" xmlns:w16cex="http://schemas.microsoft.com/office/word/2018/wordml/cex" xmlns:w16cid="http://schemas.microsoft.com/office/word/2016/wordml/cid" xmlns:w16="http://schemas.microsoft.com/office/word/2018/wordml" xmlns:w16sdtdh="http://schemas.microsoft.com/office/word/2020/wordml/sdtdatahash" xmlns:w16se="http://schemas.microsoft.com/office/word/2015/wordml/symex" xmlns:wpg="http://schemas.microsoft.com/office/word/2010/wordprocessingGroup" xmlns:wpi="http://schemas.microsoft.com/office/word/2010/wordprocessingInk" xmlns:wne="http://schemas.microsoft.com/office/word/2006/wordml" xmlns:wps="http://schemas.microsoft.com/office/word/2010/wordprocessingShape"/>
-</file>
-
 <file path=word/endnotes.xml><?xml version="1.0" encoding="utf-8"?>
-<w:endnotes xmlns:wpc="http://schemas.microsoft.com/office/word/2010/wordprocessingCanvas" xmlns:mc="http://schemas.openxmlformats.org/markup-compatibility/2006" xmlns:o="urn:schemas-microsoft-com:office:office" xmlns:r="http://schemas.openxmlformats.org/officeDocument/2006/relationships" xmlns:m="http://schemas.openxmlformats.org/officeDocument/2006/math" xmlns:v="urn:schemas-microsoft-com:vml" xmlns:wp14="http://schemas.microsoft.com/office/word/2010/wordprocessingDrawing" xmlns:wp="http://schemas.openxmlformats.org/drawingml/2006/wordprocessingDrawing" xmlns:w10="urn:schemas-microsoft-com:office:word" xmlns:w="http://schemas.openxmlformats.org/wordprocessingml/2006/main" xmlns:w14="http://schemas.microsoft.com/office/word/2010/wordml" xmlns:w15="http://schemas.microsoft.com/office/word/2012/wordml" xmlns:wpg="http://schemas.microsoft.com/office/word/2010/wordprocessingGroup" xmlns:wpi="http://schemas.microsoft.com/office/word/2010/wordprocessingInk" xmlns:wne="http://schemas.microsoft.com/office/word/2006/wordml" xmlns:wps="http://schemas.microsoft.com/office/word/2010/wordprocessingShape" mc:Ignorable="w14 w15 wp14">
+<w:endnotes xmlns:wpc="http://schemas.microsoft.com/office/word/2010/wordprocessingCanvas" xmlns:cx="http://schemas.microsoft.com/office/drawing/2014/chartex" xmlns:cx1="http://schemas.microsoft.com/office/drawing/2015/9/8/chartex" xmlns:cx2="http://schemas.microsoft.com/office/drawing/2015/10/21/chartex" xmlns:cx3="http://schemas.microsoft.com/office/drawing/2016/5/9/chartex" xmlns:cx4="http://schemas.microsoft.com/office/drawing/2016/5/10/chartex" xmlns:cx5="http://schemas.microsoft.com/office/drawing/2016/5/11/chartex" xmlns:cx6="http://schemas.microsoft.com/office/drawing/2016/5/12/chartex" xmlns:cx7="http://schemas.microsoft.com/office/drawing/2016/5/13/chartex" xmlns:cx8="http://schemas.microsoft.com/office/drawing/2016/5/14/chartex" xmlns:mc="http://schemas.openxmlformats.org/markup-compatibility/2006" xmlns:aink="http://schemas.microsoft.com/office/drawing/2016/ink" xmlns:am3d="http://schemas.microsoft.com/office/drawing/2017/model3d" xmlns:o="urn:schemas-microsoft-com:office:office" xmlns:oel="http://schemas.microsoft.com/office/2019/extlst" xmlns:r="http://schemas.openxmlformats.org/officeDocument/2006/relationships" xmlns:m="http://schemas.openxmlformats.org/officeDocument/2006/math" xmlns:v="urn:schemas-microsoft-com:vml" xmlns:wp14="http://schemas.microsoft.com/office/word/2010/wordprocessingDrawing" xmlns:wp="http://schemas.openxmlformats.org/drawingml/2006/wordprocessingDrawing" xmlns:w10="urn:schemas-microsoft-com:office:word" xmlns:w="http://schemas.openxmlformats.org/wordprocessingml/2006/main" xmlns:w14="http://schemas.microsoft.com/office/word/2010/wordml" xmlns:w15="http://schemas.microsoft.com/office/word/2012/wordml" xmlns:w16cex="http://schemas.microsoft.com/office/word/2018/wordml/cex" xmlns:w16cid="http://schemas.microsoft.com/office/word/2016/wordml/cid" xmlns:w16="http://schemas.microsoft.com/office/word/2018/wordml" xmlns:w16du="http://schemas.microsoft.com/office/word/2023/wordml/word16du" xmlns:w16sdtdh="http://schemas.microsoft.com/office/word/2020/wordml/sdtdatahash" xmlns:w16sdtfl="http://schemas.microsoft.com/office/word/2024/wordml/sdtformatlock" xmlns:w16se="http://schemas.microsoft.com/office/word/2015/wordml/symex" xmlns:wpg="http://schemas.microsoft.com/office/word/2010/wordprocessingGroup" xmlns:wpi="http://schemas.microsoft.com/office/word/2010/wordprocessingInk" xmlns:wne="http://schemas.microsoft.com/office/word/2006/wordml" xmlns:wps="http://schemas.microsoft.com/office/word/2010/wordprocessingShape" mc:Ignorable="w14 w15 w16se w16cid w16 w16cex w16sdtdh w16sdtfl w16du wp14">
   <w:endnote w:type="separator" w:id="-1">
     <w:p>
-      <w:pPr>
-        <w:spacing w:after="0" w:line="240" w:lineRule="auto"/>
-      </w:pPr>
-      <w:r>
-        <w:rPr>
-          <w:rStyle w:val="EndnoteReference"/>
-        </w:rPr>
-        <w:endnoteRef/>
-      </w:r>
       <w:r>
         <w:separator/>
       </w:r>
@@ -387,15 +331,6 @@
   </w:endnote>
   <w:endnote w:type="continuationSeparator" w:id="0">
     <w:p>
-      <w:pPr>
-        <w:spacing w:after="0" w:line="240" w:lineRule="auto"/>
-      </w:pPr>
-      <w:r>
-        <w:rPr>
-          <w:rStyle w:val="EndnoteReference"/>
-        </w:rPr>
-        <w:endnoteRef/>
-      </w:r>
       <w:r>
         <w:continuationSeparator/>
       </w:r>
@@ -405,18 +340,9 @@
 </file>
 
 <file path=word/footnotes.xml><?xml version="1.0" encoding="utf-8"?>
-<w:footnotes xmlns:wpc="http://schemas.microsoft.com/office/word/2010/wordprocessingCanvas" xmlns:mc="http://schemas.openxmlformats.org/markup-compatibility/2006" xmlns:o="urn:schemas-microsoft-com:office:office" xmlns:r="http://schemas.openxmlformats.org/officeDocument/2006/relationships" xmlns:m="http://schemas.openxmlformats.org/officeDocument/2006/math" xmlns:v="urn:schemas-microsoft-com:vml" xmlns:wp14="http://schemas.microsoft.com/office/word/2010/wordprocessingDrawing" xmlns:wp="http://schemas.openxmlformats.org/drawingml/2006/wordprocessingDrawing" xmlns:w10="urn:schemas-microsoft-com:office:word" xmlns:w="http://schemas.openxmlformats.org/wordprocessingml/2006/main" xmlns:w14="http://schemas.microsoft.com/office/word/2010/wordml" xmlns:w15="http://schemas.microsoft.com/office/word/2012/wordml" xmlns:wpg="http://schemas.microsoft.com/office/word/2010/wordprocessingGroup" xmlns:wpi="http://schemas.microsoft.com/office/word/2010/wordprocessingInk" xmlns:wne="http://schemas.microsoft.com/office/word/2006/wordml" xmlns:wps="http://schemas.microsoft.com/office/word/2010/wordprocessingShape" mc:Ignorable="w14 w15 wp14">
+<w:footnotes xmlns:wpc="http://schemas.microsoft.com/office/word/2010/wordprocessingCanvas" xmlns:cx="http://schemas.microsoft.com/office/drawing/2014/chartex" xmlns:cx1="http://schemas.microsoft.com/office/drawing/2015/9/8/chartex" xmlns:cx2="http://schemas.microsoft.com/office/drawing/2015/10/21/chartex" xmlns:cx3="http://schemas.microsoft.com/office/drawing/2016/5/9/chartex" xmlns:cx4="http://schemas.microsoft.com/office/drawing/2016/5/10/chartex" xmlns:cx5="http://schemas.microsoft.com/office/drawing/2016/5/11/chartex" xmlns:cx6="http://schemas.microsoft.com/office/drawing/2016/5/12/chartex" xmlns:cx7="http://schemas.microsoft.com/office/drawing/2016/5/13/chartex" xmlns:cx8="http://schemas.microsoft.com/office/drawing/2016/5/14/chartex" xmlns:mc="http://schemas.openxmlformats.org/markup-compatibility/2006" xmlns:aink="http://schemas.microsoft.com/office/drawing/2016/ink" xmlns:am3d="http://schemas.microsoft.com/office/drawing/2017/model3d" xmlns:o="urn:schemas-microsoft-com:office:office" xmlns:oel="http://schemas.microsoft.com/office/2019/extlst" xmlns:r="http://schemas.openxmlformats.org/officeDocument/2006/relationships" xmlns:m="http://schemas.openxmlformats.org/officeDocument/2006/math" xmlns:v="urn:schemas-microsoft-com:vml" xmlns:wp14="http://schemas.microsoft.com/office/word/2010/wordprocessingDrawing" xmlns:wp="http://schemas.openxmlformats.org/drawingml/2006/wordprocessingDrawing" xmlns:w10="urn:schemas-microsoft-com:office:word" xmlns:w="http://schemas.openxmlformats.org/wordprocessingml/2006/main" xmlns:w14="http://schemas.microsoft.com/office/word/2010/wordml" xmlns:w15="http://schemas.microsoft.com/office/word/2012/wordml" xmlns:w16cex="http://schemas.microsoft.com/office/word/2018/wordml/cex" xmlns:w16cid="http://schemas.microsoft.com/office/word/2016/wordml/cid" xmlns:w16="http://schemas.microsoft.com/office/word/2018/wordml" xmlns:w16du="http://schemas.microsoft.com/office/word/2023/wordml/word16du" xmlns:w16sdtdh="http://schemas.microsoft.com/office/word/2020/wordml/sdtdatahash" xmlns:w16sdtfl="http://schemas.microsoft.com/office/word/2024/wordml/sdtformatlock" xmlns:w16se="http://schemas.microsoft.com/office/word/2015/wordml/symex" xmlns:wpg="http://schemas.microsoft.com/office/word/2010/wordprocessingGroup" xmlns:wpi="http://schemas.microsoft.com/office/word/2010/wordprocessingInk" xmlns:wne="http://schemas.microsoft.com/office/word/2006/wordml" xmlns:wps="http://schemas.microsoft.com/office/word/2010/wordprocessingShape" mc:Ignorable="w14 w15 w16se w16cid w16 w16cex w16sdtdh w16sdtfl w16du wp14">
   <w:footnote w:type="separator" w:id="-1">
     <w:p>
-      <w:pPr>
-        <w:spacing w:after="0" w:line="240" w:lineRule="auto"/>
-      </w:pPr>
-      <w:r>
-        <w:rPr>
-          <w:rStyle w:val="FootnoteReference"/>
-        </w:rPr>
-        <w:footnoteRef/>
-      </w:r>
       <w:r>
         <w:separator/>
       </w:r>
@@ -424,15 +350,6 @@
   </w:footnote>
   <w:footnote w:type="continuationSeparator" w:id="0">
     <w:p>
-      <w:pPr>
-        <w:spacing w:after="0" w:line="240" w:lineRule="auto"/>
-      </w:pPr>
-      <w:r>
-        <w:rPr>
-          <w:rStyle w:val="FootnoteReference"/>
-        </w:rPr>
-        <w:footnoteRef/>
-      </w:r>
       <w:r>
         <w:continuationSeparator/>
       </w:r>
@@ -441,11 +358,400 @@
 </w:footnotes>
 </file>
 
+<file path=word/header1.xml><?xml version="1.0" encoding="utf-8"?>
+<w:hdr xmlns:wpc="http://schemas.microsoft.com/office/word/2010/wordprocessingCanvas" xmlns:cx="http://schemas.microsoft.com/office/drawing/2014/chartex" xmlns:cx1="http://schemas.microsoft.com/office/drawing/2015/9/8/chartex" xmlns:cx2="http://schemas.microsoft.com/office/drawing/2015/10/21/chartex" xmlns:cx3="http://schemas.microsoft.com/office/drawing/2016/5/9/chartex" xmlns:cx4="http://schemas.microsoft.com/office/drawing/2016/5/10/chartex" xmlns:cx5="http://schemas.microsoft.com/office/drawing/2016/5/11/chartex" xmlns:cx6="http://schemas.microsoft.com/office/drawing/2016/5/12/chartex" xmlns:cx7="http://schemas.microsoft.com/office/drawing/2016/5/13/chartex" xmlns:cx8="http://schemas.microsoft.com/office/drawing/2016/5/14/chartex" xmlns:mc="http://schemas.openxmlformats.org/markup-compatibility/2006" xmlns:aink="http://schemas.microsoft.com/office/drawing/2016/ink" xmlns:am3d="http://schemas.microsoft.com/office/drawing/2017/model3d" xmlns:o="urn:schemas-microsoft-com:office:office" xmlns:oel="http://schemas.microsoft.com/office/2019/extlst" xmlns:r="http://schemas.openxmlformats.org/officeDocument/2006/relationships" xmlns:m="http://schemas.openxmlformats.org/officeDocument/2006/math" xmlns:v="urn:schemas-microsoft-com:vml" xmlns:wp14="http://schemas.microsoft.com/office/word/2010/wordprocessingDrawing" xmlns:wp="http://schemas.openxmlformats.org/drawingml/2006/wordprocessingDrawing" xmlns:w10="urn:schemas-microsoft-com:office:word" xmlns:w="http://schemas.openxmlformats.org/wordprocessingml/2006/main" xmlns:w14="http://schemas.microsoft.com/office/word/2010/wordml" xmlns:w15="http://schemas.microsoft.com/office/word/2012/wordml" xmlns:w16cex="http://schemas.microsoft.com/office/word/2018/wordml/cex" xmlns:w16cid="http://schemas.microsoft.com/office/word/2016/wordml/cid" xmlns:w16="http://schemas.microsoft.com/office/word/2018/wordml" xmlns:w16du="http://schemas.microsoft.com/office/word/2023/wordml/word16du" xmlns:w16sdtdh="http://schemas.microsoft.com/office/word/2020/wordml/sdtdatahash" xmlns:w16sdtfl="http://schemas.microsoft.com/office/word/2024/wordml/sdtformatlock" xmlns:w16se="http://schemas.microsoft.com/office/word/2015/wordml/symex" xmlns:wpg="http://schemas.microsoft.com/office/word/2010/wordprocessingGroup" xmlns:wpi="http://schemas.microsoft.com/office/word/2010/wordprocessingInk" xmlns:wne="http://schemas.microsoft.com/office/word/2006/wordml" xmlns:wps="http://schemas.microsoft.com/office/word/2010/wordprocessingShape" mc:Ignorable="w14 w15 w16se w16cid w16 w16cex w16sdtdh w16sdtfl w16du wp14">
+  <w:p>
+    <w:pPr>
+      <w:pStyle w:val="Header"/>
+    </w:pPr>
+    <w:r>
+      <w:rPr>
+        <w:noProof/>
+      </w:rPr>
+      <mc:AlternateContent>
+        <mc:Choice Requires="wps">
+          <w:drawing>
+            <wp:anchor distT="0" distB="0" distL="0" distR="0" simplePos="0" relativeHeight="251659264" behindDoc="0" locked="0" layoutInCell="1" allowOverlap="1" wp14:anchorId="025ECF36" wp14:editId="7A0D2323">
+              <wp:simplePos x="635" y="635"/>
+              <wp:positionH relativeFrom="page">
+                <wp:align>left</wp:align>
+              </wp:positionH>
+              <wp:positionV relativeFrom="page">
+                <wp:align>top</wp:align>
+              </wp:positionV>
+              <wp:extent cx="690880" cy="345440"/>
+              <wp:effectExtent l="0" t="0" r="13970" b="16510"/>
+              <wp:wrapNone/>
+              <wp:docPr id="677328354" name="Text Box 2" descr="General">
+                <a:extLst xmlns:a="http://schemas.openxmlformats.org/drawingml/2006/main">
+                  <a:ext uri="{5AE41FA2-C0FF-4470-9BD4-5FADCA87CBE2}">
+                    <aclsh:classification xmlns:aclsh="http://schemas.microsoft.com/office/drawing/2020/classificationShape" classificationOutcomeType="hdr"/>
+                  </a:ext>
+                </a:extLst>
+              </wp:docPr>
+              <wp:cNvGraphicFramePr/>
+              <a:graphic xmlns:a="http://schemas.openxmlformats.org/drawingml/2006/main">
+                <a:graphicData uri="http://schemas.microsoft.com/office/word/2010/wordprocessingShape">
+                  <wps:wsp>
+                    <wps:cNvSpPr txBox="1"/>
+                    <wps:spPr>
+                      <a:xfrm>
+                        <a:off x="0" y="0"/>
+                        <a:ext cx="690880" cy="345440"/>
+                      </a:xfrm>
+                      <a:prstGeom prst="rect">
+                        <a:avLst/>
+                      </a:prstGeom>
+                      <a:noFill/>
+                      <a:ln>
+                        <a:noFill/>
+                      </a:ln>
+                    </wps:spPr>
+                    <wps:txbx>
+                      <w:txbxContent>
+                        <w:p>
+                          <w:pPr>
+                            <w:rPr>
+                              <w:rFonts w:ascii="Aptos" w:eastAsia="Aptos" w:hAnsi="Aptos" w:cs="Aptos"/>
+                              <w:noProof/>
+                              <w:color w:val="000000"/>
+                              <w:sz w:val="20"/>
+                              <w:szCs w:val="20"/>
+                            </w:rPr>
+                          </w:pPr>
+                          <w:r>
+                            <w:rPr>
+                              <w:rFonts w:ascii="Aptos" w:eastAsia="Aptos" w:hAnsi="Aptos" w:cs="Aptos"/>
+                              <w:noProof/>
+                              <w:color w:val="000000"/>
+                              <w:sz w:val="20"/>
+                              <w:szCs w:val="20"/>
+                            </w:rPr>
+                            <w:t>General</w:t>
+                          </w:r>
+                        </w:p>
+                      </w:txbxContent>
+                    </wps:txbx>
+                    <wps:bodyPr rot="0" spcFirstLastPara="0" vertOverflow="overflow" horzOverflow="overflow" vert="horz" wrap="none" lIns="254000" tIns="190500" rIns="0" bIns="0" numCol="1" spcCol="0" rtlCol="0" fromWordArt="0" anchor="t" anchorCtr="0" forceAA="0" compatLnSpc="1">
+                      <a:prstTxWarp prst="textNoShape">
+                        <a:avLst/>
+                      </a:prstTxWarp>
+                      <a:spAutoFit/>
+                    </wps:bodyPr>
+                  </wps:wsp>
+                </a:graphicData>
+              </a:graphic>
+            </wp:anchor>
+          </w:drawing>
+        </mc:Choice>
+        <mc:Fallback>
+          <w:pict>
+            <v:shapetype w14:anchorId="025ECF36" id="_x0000_t202" coordsize="21600,21600" o:spt="202" path="m,l,21600r21600,l21600,xe">
+              <v:stroke joinstyle="miter"/>
+              <v:path gradientshapeok="t" o:connecttype="rect"/>
+            </v:shapetype>
+            <v:shape id="Text Box 2" o:spid="_x0000_s1026" type="#_x0000_t202" alt="General" style="position:absolute;margin-left:0;margin-top:0;width:54.4pt;height:27.2pt;z-index:251659264;visibility:visible;mso-wrap-style:none;mso-wrap-distance-left:0;mso-wrap-distance-top:0;mso-wrap-distance-right:0;mso-wrap-distance-bottom:0;mso-position-horizontal:left;mso-position-horizontal-relative:page;mso-position-vertical:top;mso-position-vertical-relative:page;v-text-anchor:top" o:gfxdata="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" filled="f" stroked="f">
+              <v:fill o:detectmouseclick="t"/>
+              <v:textbox style="mso-fit-shape-to-text:t" inset="20pt,15pt,0,0">
+                <w:txbxContent>
+                  <w:p>
+                    <w:pPr>
+                      <w:rPr>
+                        <w:rFonts w:ascii="Aptos" w:eastAsia="Aptos" w:hAnsi="Aptos" w:cs="Aptos"/>
+                        <w:noProof/>
+                        <w:color w:val="000000"/>
+                        <w:sz w:val="20"/>
+                        <w:szCs w:val="20"/>
+                      </w:rPr>
+                    </w:pPr>
+                    <w:r>
+                      <w:rPr>
+                        <w:rFonts w:ascii="Aptos" w:eastAsia="Aptos" w:hAnsi="Aptos" w:cs="Aptos"/>
+                        <w:noProof/>
+                        <w:color w:val="000000"/>
+                        <w:sz w:val="20"/>
+                        <w:szCs w:val="20"/>
+                      </w:rPr>
+                      <w:t>General</w:t>
+                    </w:r>
+                  </w:p>
+                </w:txbxContent>
+              </v:textbox>
+              <w10:wrap anchorx="page" anchory="page"/>
+            </v:shape>
+          </w:pict>
+        </mc:Fallback>
+      </mc:AlternateContent>
+    </w:r>
+  </w:p>
+</w:hdr>
+</file>
+
+<file path=word/header2.xml><?xml version="1.0" encoding="utf-8"?>
+<w:hdr xmlns:wpc="http://schemas.microsoft.com/office/word/2010/wordprocessingCanvas" xmlns:cx="http://schemas.microsoft.com/office/drawing/2014/chartex" xmlns:cx1="http://schemas.microsoft.com/office/drawing/2015/9/8/chartex" xmlns:cx2="http://schemas.microsoft.com/office/drawing/2015/10/21/chartex" xmlns:cx3="http://schemas.microsoft.com/office/drawing/2016/5/9/chartex" xmlns:cx4="http://schemas.microsoft.com/office/drawing/2016/5/10/chartex" xmlns:cx5="http://schemas.microsoft.com/office/drawing/2016/5/11/chartex" xmlns:cx6="http://schemas.microsoft.com/office/drawing/2016/5/12/chartex" xmlns:cx7="http://schemas.microsoft.com/office/drawing/2016/5/13/chartex" xmlns:cx8="http://schemas.microsoft.com/office/drawing/2016/5/14/chartex" xmlns:mc="http://schemas.openxmlformats.org/markup-compatibility/2006" xmlns:aink="http://schemas.microsoft.com/office/drawing/2016/ink" xmlns:am3d="http://schemas.microsoft.com/office/drawing/2017/model3d" xmlns:o="urn:schemas-microsoft-com:office:office" xmlns:oel="http://schemas.microsoft.com/office/2019/extlst" xmlns:r="http://schemas.openxmlformats.org/officeDocument/2006/relationships" xmlns:m="http://schemas.openxmlformats.org/officeDocument/2006/math" xmlns:v="urn:schemas-microsoft-com:vml" xmlns:wp14="http://schemas.microsoft.com/office/word/2010/wordprocessingDrawing" xmlns:wp="http://schemas.openxmlformats.org/drawingml/2006/wordprocessingDrawing" xmlns:w10="urn:schemas-microsoft-com:office:word" xmlns:w="http://schemas.openxmlformats.org/wordprocessingml/2006/main" xmlns:w14="http://schemas.microsoft.com/office/word/2010/wordml" xmlns:w15="http://schemas.microsoft.com/office/word/2012/wordml" xmlns:w16cex="http://schemas.microsoft.com/office/word/2018/wordml/cex" xmlns:w16cid="http://schemas.microsoft.com/office/word/2016/wordml/cid" xmlns:w16="http://schemas.microsoft.com/office/word/2018/wordml" xmlns:w16du="http://schemas.microsoft.com/office/word/2023/wordml/word16du" xmlns:w16sdtdh="http://schemas.microsoft.com/office/word/2020/wordml/sdtdatahash" xmlns:w16sdtfl="http://schemas.microsoft.com/office/word/2024/wordml/sdtformatlock" xmlns:w16se="http://schemas.microsoft.com/office/word/2015/wordml/symex" xmlns:wpg="http://schemas.microsoft.com/office/word/2010/wordprocessingGroup" xmlns:wpi="http://schemas.microsoft.com/office/word/2010/wordprocessingInk" xmlns:wne="http://schemas.microsoft.com/office/word/2006/wordml" xmlns:wps="http://schemas.microsoft.com/office/word/2010/wordprocessingShape" mc:Ignorable="w14 w15 w16se w16cid w16 w16cex w16sdtdh w16sdtfl w16du wp14">
+  <w:p>
+    <w:pPr>
+      <w:pStyle w:val="Header"/>
+    </w:pPr>
+    <w:r>
+      <w:rPr>
+        <w:noProof/>
+      </w:rPr>
+      <mc:AlternateContent>
+        <mc:Choice Requires="wps">
+          <w:drawing>
+            <wp:anchor distT="0" distB="0" distL="0" distR="0" simplePos="0" relativeHeight="251660288" behindDoc="0" locked="0" layoutInCell="1" allowOverlap="1" wp14:anchorId="1319B095" wp14:editId="69D2C161">
+              <wp:simplePos x="828675" y="447675"/>
+              <wp:positionH relativeFrom="page">
+                <wp:align>left</wp:align>
+              </wp:positionH>
+              <wp:positionV relativeFrom="page">
+                <wp:align>top</wp:align>
+              </wp:positionV>
+              <wp:extent cx="690880" cy="345440"/>
+              <wp:effectExtent l="0" t="0" r="13970" b="16510"/>
+              <wp:wrapNone/>
+              <wp:docPr id="894728983" name="Text Box 3" descr="General">
+                <a:extLst xmlns:a="http://schemas.openxmlformats.org/drawingml/2006/main">
+                  <a:ext uri="{5AE41FA2-C0FF-4470-9BD4-5FADCA87CBE2}">
+                    <aclsh:classification xmlns:aclsh="http://schemas.microsoft.com/office/drawing/2020/classificationShape" classificationOutcomeType="hdr"/>
+                  </a:ext>
+                </a:extLst>
+              </wp:docPr>
+              <wp:cNvGraphicFramePr/>
+              <a:graphic xmlns:a="http://schemas.openxmlformats.org/drawingml/2006/main">
+                <a:graphicData uri="http://schemas.microsoft.com/office/word/2010/wordprocessingShape">
+                  <wps:wsp>
+                    <wps:cNvSpPr txBox="1"/>
+                    <wps:spPr>
+                      <a:xfrm>
+                        <a:off x="0" y="0"/>
+                        <a:ext cx="690880" cy="345440"/>
+                      </a:xfrm>
+                      <a:prstGeom prst="rect">
+                        <a:avLst/>
+                      </a:prstGeom>
+                      <a:noFill/>
+                      <a:ln>
+                        <a:noFill/>
+                      </a:ln>
+                    </wps:spPr>
+                    <wps:txbx>
+                      <w:txbxContent>
+                        <w:p>
+                          <w:pPr>
+                            <w:rPr>
+                              <w:rFonts w:ascii="Aptos" w:eastAsia="Aptos" w:hAnsi="Aptos" w:cs="Aptos"/>
+                              <w:noProof/>
+                              <w:color w:val="000000"/>
+                              <w:sz w:val="20"/>
+                              <w:szCs w:val="20"/>
+                            </w:rPr>
+                          </w:pPr>
+                          <w:r>
+                            <w:rPr>
+                              <w:rFonts w:ascii="Aptos" w:eastAsia="Aptos" w:hAnsi="Aptos" w:cs="Aptos"/>
+                              <w:noProof/>
+                              <w:color w:val="000000"/>
+                              <w:sz w:val="20"/>
+                              <w:szCs w:val="20"/>
+                            </w:rPr>
+                            <w:t>General</w:t>
+                          </w:r>
+                        </w:p>
+                      </w:txbxContent>
+                    </wps:txbx>
+                    <wps:bodyPr rot="0" spcFirstLastPara="0" vertOverflow="overflow" horzOverflow="overflow" vert="horz" wrap="none" lIns="254000" tIns="190500" rIns="0" bIns="0" numCol="1" spcCol="0" rtlCol="0" fromWordArt="0" anchor="t" anchorCtr="0" forceAA="0" compatLnSpc="1">
+                      <a:prstTxWarp prst="textNoShape">
+                        <a:avLst/>
+                      </a:prstTxWarp>
+                      <a:spAutoFit/>
+                    </wps:bodyPr>
+                  </wps:wsp>
+                </a:graphicData>
+              </a:graphic>
+            </wp:anchor>
+          </w:drawing>
+        </mc:Choice>
+        <mc:Fallback>
+          <w:pict>
+            <v:shapetype w14:anchorId="1319B095" id="_x0000_t202" coordsize="21600,21600" o:spt="202" path="m,l,21600r21600,l21600,xe">
+              <v:stroke joinstyle="miter"/>
+              <v:path gradientshapeok="t" o:connecttype="rect"/>
+            </v:shapetype>
+            <v:shape id="Text Box 3" o:spid="_x0000_s1027" type="#_x0000_t202" alt="General" style="position:absolute;margin-left:0;margin-top:0;width:54.4pt;height:27.2pt;z-index:251660288;visibility:visible;mso-wrap-style:none;mso-wrap-distance-left:0;mso-wrap-distance-top:0;mso-wrap-distance-right:0;mso-wrap-distance-bottom:0;mso-position-horizontal:left;mso-position-horizontal-relative:page;mso-position-vertical:top;mso-position-vertical-relative:page;v-text-anchor:top" o:gfxdata="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" filled="f" stroked="f">
+              <v:fill o:detectmouseclick="t"/>
+              <v:textbox style="mso-fit-shape-to-text:t" inset="20pt,15pt,0,0">
+                <w:txbxContent>
+                  <w:p>
+                    <w:pPr>
+                      <w:rPr>
+                        <w:rFonts w:ascii="Aptos" w:eastAsia="Aptos" w:hAnsi="Aptos" w:cs="Aptos"/>
+                        <w:noProof/>
+                        <w:color w:val="000000"/>
+                        <w:sz w:val="20"/>
+                        <w:szCs w:val="20"/>
+                      </w:rPr>
+                    </w:pPr>
+                    <w:r>
+                      <w:rPr>
+                        <w:rFonts w:ascii="Aptos" w:eastAsia="Aptos" w:hAnsi="Aptos" w:cs="Aptos"/>
+                        <w:noProof/>
+                        <w:color w:val="000000"/>
+                        <w:sz w:val="20"/>
+                        <w:szCs w:val="20"/>
+                      </w:rPr>
+                      <w:t>General</w:t>
+                    </w:r>
+                  </w:p>
+                </w:txbxContent>
+              </v:textbox>
+              <w10:wrap anchorx="page" anchory="page"/>
+            </v:shape>
+          </w:pict>
+        </mc:Fallback>
+      </mc:AlternateContent>
+    </w:r>
+  </w:p>
+</w:hdr>
+</file>
+
+<file path=word/header3.xml><?xml version="1.0" encoding="utf-8"?>
+<w:hdr xmlns:wpc="http://schemas.microsoft.com/office/word/2010/wordprocessingCanvas" xmlns:cx="http://schemas.microsoft.com/office/drawing/2014/chartex" xmlns:cx1="http://schemas.microsoft.com/office/drawing/2015/9/8/chartex" xmlns:cx2="http://schemas.microsoft.com/office/drawing/2015/10/21/chartex" xmlns:cx3="http://schemas.microsoft.com/office/drawing/2016/5/9/chartex" xmlns:cx4="http://schemas.microsoft.com/office/drawing/2016/5/10/chartex" xmlns:cx5="http://schemas.microsoft.com/office/drawing/2016/5/11/chartex" xmlns:cx6="http://schemas.microsoft.com/office/drawing/2016/5/12/chartex" xmlns:cx7="http://schemas.microsoft.com/office/drawing/2016/5/13/chartex" xmlns:cx8="http://schemas.microsoft.com/office/drawing/2016/5/14/chartex" xmlns:mc="http://schemas.openxmlformats.org/markup-compatibility/2006" xmlns:aink="http://schemas.microsoft.com/office/drawing/2016/ink" xmlns:am3d="http://schemas.microsoft.com/office/drawing/2017/model3d" xmlns:o="urn:schemas-microsoft-com:office:office" xmlns:oel="http://schemas.microsoft.com/office/2019/extlst" xmlns:r="http://schemas.openxmlformats.org/officeDocument/2006/relationships" xmlns:m="http://schemas.openxmlformats.org/officeDocument/2006/math" xmlns:v="urn:schemas-microsoft-com:vml" xmlns:wp14="http://schemas.microsoft.com/office/word/2010/wordprocessingDrawing" xmlns:wp="http://schemas.openxmlformats.org/drawingml/2006/wordprocessingDrawing" xmlns:w10="urn:schemas-microsoft-com:office:word" xmlns:w="http://schemas.openxmlformats.org/wordprocessingml/2006/main" xmlns:w14="http://schemas.microsoft.com/office/word/2010/wordml" xmlns:w15="http://schemas.microsoft.com/office/word/2012/wordml" xmlns:w16cex="http://schemas.microsoft.com/office/word/2018/wordml/cex" xmlns:w16cid="http://schemas.microsoft.com/office/word/2016/wordml/cid" xmlns:w16="http://schemas.microsoft.com/office/word/2018/wordml" xmlns:w16du="http://schemas.microsoft.com/office/word/2023/wordml/word16du" xmlns:w16sdtdh="http://schemas.microsoft.com/office/word/2020/wordml/sdtdatahash" xmlns:w16sdtfl="http://schemas.microsoft.com/office/word/2024/wordml/sdtformatlock" xmlns:w16se="http://schemas.microsoft.com/office/word/2015/wordml/symex" xmlns:wpg="http://schemas.microsoft.com/office/word/2010/wordprocessingGroup" xmlns:wpi="http://schemas.microsoft.com/office/word/2010/wordprocessingInk" xmlns:wne="http://schemas.microsoft.com/office/word/2006/wordml" xmlns:wps="http://schemas.microsoft.com/office/word/2010/wordprocessingShape" mc:Ignorable="w14 w15 w16se w16cid w16 w16cex w16sdtdh w16sdtfl w16du wp14">
+  <w:p>
+    <w:pPr>
+      <w:pStyle w:val="Header"/>
+    </w:pPr>
+    <w:r>
+      <w:rPr>
+        <w:noProof/>
+      </w:rPr>
+      <mc:AlternateContent>
+        <mc:Choice Requires="wps">
+          <w:drawing>
+            <wp:anchor distT="0" distB="0" distL="0" distR="0" simplePos="0" relativeHeight="251658240" behindDoc="0" locked="0" layoutInCell="1" allowOverlap="1" wp14:anchorId="2D38E133" wp14:editId="5FBD4FEC">
+              <wp:simplePos x="635" y="635"/>
+              <wp:positionH relativeFrom="page">
+                <wp:align>left</wp:align>
+              </wp:positionH>
+              <wp:positionV relativeFrom="page">
+                <wp:align>top</wp:align>
+              </wp:positionV>
+              <wp:extent cx="690880" cy="345440"/>
+              <wp:effectExtent l="0" t="0" r="13970" b="16510"/>
+              <wp:wrapNone/>
+              <wp:docPr id="1207769893" name="Text Box 1" descr="General">
+                <a:extLst xmlns:a="http://schemas.openxmlformats.org/drawingml/2006/main">
+                  <a:ext uri="{5AE41FA2-C0FF-4470-9BD4-5FADCA87CBE2}">
+                    <aclsh:classification xmlns:aclsh="http://schemas.microsoft.com/office/drawing/2020/classificationShape" classificationOutcomeType="hdr"/>
+                  </a:ext>
+                </a:extLst>
+              </wp:docPr>
+              <wp:cNvGraphicFramePr/>
+              <a:graphic xmlns:a="http://schemas.openxmlformats.org/drawingml/2006/main">
+                <a:graphicData uri="http://schemas.microsoft.com/office/word/2010/wordprocessingShape">
+                  <wps:wsp>
+                    <wps:cNvSpPr txBox="1"/>
+                    <wps:spPr>
+                      <a:xfrm>
+                        <a:off x="0" y="0"/>
+                        <a:ext cx="690880" cy="345440"/>
+                      </a:xfrm>
+                      <a:prstGeom prst="rect">
+                        <a:avLst/>
+                      </a:prstGeom>
+                      <a:noFill/>
+                      <a:ln>
+                        <a:noFill/>
+                      </a:ln>
+                    </wps:spPr>
+                    <wps:txbx>
+                      <w:txbxContent>
+                        <w:p>
+                          <w:pPr>
+                            <w:rPr>
+                              <w:rFonts w:ascii="Aptos" w:eastAsia="Aptos" w:hAnsi="Aptos" w:cs="Aptos"/>
+                              <w:noProof/>
+                              <w:color w:val="000000"/>
+                              <w:sz w:val="20"/>
+                              <w:szCs w:val="20"/>
+                            </w:rPr>
+                          </w:pPr>
+                          <w:r>
+                            <w:rPr>
+                              <w:rFonts w:ascii="Aptos" w:eastAsia="Aptos" w:hAnsi="Aptos" w:cs="Aptos"/>
+                              <w:noProof/>
+                              <w:color w:val="000000"/>
+                              <w:sz w:val="20"/>
+                              <w:szCs w:val="20"/>
+                            </w:rPr>
+                            <w:t>General</w:t>
+                          </w:r>
+                        </w:p>
+                      </w:txbxContent>
+                    </wps:txbx>
+                    <wps:bodyPr rot="0" spcFirstLastPara="0" vertOverflow="overflow" horzOverflow="overflow" vert="horz" wrap="none" lIns="254000" tIns="190500" rIns="0" bIns="0" numCol="1" spcCol="0" rtlCol="0" fromWordArt="0" anchor="t" anchorCtr="0" forceAA="0" compatLnSpc="1">
+                      <a:prstTxWarp prst="textNoShape">
+                        <a:avLst/>
+                      </a:prstTxWarp>
+                      <a:spAutoFit/>
+                    </wps:bodyPr>
+                  </wps:wsp>
+                </a:graphicData>
+              </a:graphic>
+            </wp:anchor>
+          </w:drawing>
+        </mc:Choice>
+        <mc:Fallback>
+          <w:pict>
+            <v:shapetype w14:anchorId="2D38E133" id="_x0000_t202" coordsize="21600,21600" o:spt="202" path="m,l,21600r21600,l21600,xe">
+              <v:stroke joinstyle="miter"/>
+              <v:path gradientshapeok="t" o:connecttype="rect"/>
+            </v:shapetype>
+            <v:shape id="Text Box 1" o:spid="_x0000_s1028" type="#_x0000_t202" alt="General" style="position:absolute;margin-left:0;margin-top:0;width:54.4pt;height:27.2pt;z-index:251658240;visibility:visible;mso-wrap-style:none;mso-wrap-distance-left:0;mso-wrap-distance-top:0;mso-wrap-distance-right:0;mso-wrap-distance-bottom:0;mso-position-horizontal:left;mso-position-horizontal-relative:page;mso-position-vertical:top;mso-position-vertical-relative:page;v-text-anchor:top" o:gfxdata="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" filled="f" stroked="f">
+              <v:fill o:detectmouseclick="t"/>
+              <v:textbox style="mso-fit-shape-to-text:t" inset="20pt,15pt,0,0">
+                <w:txbxContent>
+                  <w:p>
+                    <w:pPr>
+                      <w:rPr>
+                        <w:rFonts w:ascii="Aptos" w:eastAsia="Aptos" w:hAnsi="Aptos" w:cs="Aptos"/>
+                        <w:noProof/>
+                        <w:color w:val="000000"/>
+                        <w:sz w:val="20"/>
+                        <w:szCs w:val="20"/>
+                      </w:rPr>
+                    </w:pPr>
+                    <w:r>
+                      <w:rPr>
+                        <w:rFonts w:ascii="Aptos" w:eastAsia="Aptos" w:hAnsi="Aptos" w:cs="Aptos"/>
+                        <w:noProof/>
+                        <w:color w:val="000000"/>
+                        <w:sz w:val="20"/>
+                        <w:szCs w:val="20"/>
+                      </w:rPr>
+                      <w:t>General</w:t>
+                    </w:r>
+                  </w:p>
+                </w:txbxContent>
+              </v:textbox>
+              <w10:wrap anchorx="page" anchory="page"/>
+            </v:shape>
+          </w:pict>
+        </mc:Fallback>
+      </mc:AlternateContent>
+    </w:r>
+  </w:p>
+</w:hdr>
+</file>
+
 <file path=word/numbering.xml><?xml version="1.0" encoding="utf-8"?>
-<w:numbering xmlns:wpc="http://schemas.microsoft.com/office/word/2010/wordprocessingCanvas" xmlns:mc="http://schemas.openxmlformats.org/markup-compatibility/2006" xmlns:o="urn:schemas-microsoft-com:office:office" xmlns:r="http://schemas.openxmlformats.org/officeDocument/2006/relationships" xmlns:m="http://schemas.openxmlformats.org/officeDocument/2006/math" xmlns:v="urn:schemas-microsoft-com:vml" xmlns:wp14="http://schemas.microsoft.com/office/word/2010/wordprocessingDrawing" xmlns:wp="http://schemas.openxmlformats.org/drawingml/2006/wordprocessingDrawing" xmlns:w10="urn:schemas-microsoft-com:office:word" xmlns:w="http://schemas.openxmlformats.org/wordprocessingml/2006/main" xmlns:w14="http://schemas.microsoft.com/office/word/2010/wordml" xmlns:w15="http://schemas.microsoft.com/office/word/2012/wordml" xmlns:wpg="http://schemas.microsoft.com/office/word/2010/wordprocessingGroup" xmlns:wpi="http://schemas.microsoft.com/office/word/2010/wordprocessingInk" xmlns:wne="http://schemas.microsoft.com/office/word/2006/wordml" xmlns:wps="http://schemas.microsoft.com/office/word/2010/wordprocessingShape" mc:Ignorable="w14 w15 wp14">
-  <w:abstractNum w:abstractNumId="1" w15:restartNumberingAfterBreak="0">
+<w:numbering xmlns:wpc="http://schemas.microsoft.com/office/word/2010/wordprocessingCanvas" xmlns:cx="http://schemas.microsoft.com/office/drawing/2014/chartex" xmlns:cx1="http://schemas.microsoft.com/office/drawing/2015/9/8/chartex" xmlns:cx2="http://schemas.microsoft.com/office/drawing/2015/10/21/chartex" xmlns:cx3="http://schemas.microsoft.com/office/drawing/2016/5/9/chartex" xmlns:cx4="http://schemas.microsoft.com/office/drawing/2016/5/10/chartex" xmlns:cx5="http://schemas.microsoft.com/office/drawing/2016/5/11/chartex" xmlns:cx6="http://schemas.microsoft.com/office/drawing/2016/5/12/chartex" xmlns:cx7="http://schemas.microsoft.com/office/drawing/2016/5/13/chartex" xmlns:cx8="http://schemas.microsoft.com/office/drawing/2016/5/14/chartex" xmlns:mc="http://schemas.openxmlformats.org/markup-compatibility/2006" xmlns:aink="http://schemas.microsoft.com/office/drawing/2016/ink" xmlns:am3d="http://schemas.microsoft.com/office/drawing/2017/model3d" xmlns:o="urn:schemas-microsoft-com:office:office" xmlns:oel="http://schemas.microsoft.com/office/2019/extlst" xmlns:r="http://schemas.openxmlformats.org/officeDocument/2006/relationships" xmlns:m="http://schemas.openxmlformats.org/officeDocument/2006/math" xmlns:v="urn:schemas-microsoft-com:vml" xmlns:wp14="http://schemas.microsoft.com/office/word/2010/wordprocessingDrawing" xmlns:wp="http://schemas.openxmlformats.org/drawingml/2006/wordprocessingDrawing" xmlns:w10="urn:schemas-microsoft-com:office:word" xmlns:w="http://schemas.openxmlformats.org/wordprocessingml/2006/main" xmlns:w14="http://schemas.microsoft.com/office/word/2010/wordml" xmlns:w15="http://schemas.microsoft.com/office/word/2012/wordml" xmlns:w16cex="http://schemas.microsoft.com/office/word/2018/wordml/cex" xmlns:w16cid="http://schemas.microsoft.com/office/word/2016/wordml/cid" xmlns:w16="http://schemas.microsoft.com/office/word/2018/wordml" xmlns:w16du="http://schemas.microsoft.com/office/word/2023/wordml/word16du" xmlns:w16sdtdh="http://schemas.microsoft.com/office/word/2020/wordml/sdtdatahash" xmlns:w16sdtfl="http://schemas.microsoft.com/office/word/2024/wordml/sdtformatlock" xmlns:w16se="http://schemas.microsoft.com/office/word/2015/wordml/symex" xmlns:wpg="http://schemas.microsoft.com/office/word/2010/wordprocessingGroup" xmlns:wpi="http://schemas.microsoft.com/office/word/2010/wordprocessingInk" xmlns:wne="http://schemas.microsoft.com/office/word/2006/wordml" xmlns:wps="http://schemas.microsoft.com/office/word/2010/wordprocessingShape" mc:Ignorable="w14 w15 w16se w16cid w16 w16cex w16sdtdh w16sdtfl w16du wp14">
+  <w:abstractNum w:abstractNumId="0" w15:restartNumberingAfterBreak="0">
+    <w:nsid w:val="489A0335"/>
     <w:multiLevelType w:val="hybridMultilevel"/>
-    <w:lvl w:ilvl="0" w15:tentative="1">
+    <w:tmpl w:val="A7308C34"/>
+    <w:lvl w:ilvl="0" w:tplc="31364DFA">
       <w:start w:val="1"/>
       <w:numFmt w:val="bullet"/>
       <w:lvlText w:val="●"/>
@@ -454,7 +760,7 @@
         <w:ind w:left="720" w:hanging="360"/>
       </w:pPr>
     </w:lvl>
-    <w:lvl w:ilvl="1" w15:tentative="1">
+    <w:lvl w:ilvl="1" w:tplc="044C4FA6">
       <w:start w:val="1"/>
       <w:numFmt w:val="bullet"/>
       <w:lvlText w:val="○"/>
@@ -463,7 +769,7 @@
         <w:ind w:left="1440" w:hanging="360"/>
       </w:pPr>
     </w:lvl>
-    <w:lvl w:ilvl="2" w15:tentative="1">
+    <w:lvl w:ilvl="2" w:tplc="0B168986">
       <w:start w:val="1"/>
       <w:numFmt w:val="bullet"/>
       <w:lvlText w:val="■"/>
@@ -472,7 +778,7 @@
         <w:ind w:left="2160" w:hanging="360"/>
       </w:pPr>
     </w:lvl>
-    <w:lvl w:ilvl="3" w15:tentative="1">
+    <w:lvl w:ilvl="3" w:tplc="3B8AA236">
       <w:start w:val="1"/>
       <w:numFmt w:val="bullet"/>
       <w:lvlText w:val="●"/>
@@ -481,7 +787,7 @@
         <w:ind w:left="2880" w:hanging="360"/>
       </w:pPr>
     </w:lvl>
-    <w:lvl w:ilvl="4" w15:tentative="1">
+    <w:lvl w:ilvl="4" w:tplc="6DA48572">
       <w:start w:val="1"/>
       <w:numFmt w:val="bullet"/>
       <w:lvlText w:val="○"/>
@@ -490,7 +796,7 @@
         <w:ind w:left="3600" w:hanging="360"/>
       </w:pPr>
     </w:lvl>
-    <w:lvl w:ilvl="5" w15:tentative="1">
+    <w:lvl w:ilvl="5" w:tplc="0010E45A">
       <w:start w:val="1"/>
       <w:numFmt w:val="bullet"/>
       <w:lvlText w:val="■"/>
@@ -499,7 +805,7 @@
         <w:ind w:left="4320" w:hanging="360"/>
       </w:pPr>
     </w:lvl>
-    <w:lvl w:ilvl="6" w15:tentative="1">
+    <w:lvl w:ilvl="6" w:tplc="E4D8BA8C">
       <w:start w:val="1"/>
       <w:numFmt w:val="bullet"/>
       <w:lvlText w:val="●"/>
@@ -508,7 +814,7 @@
         <w:ind w:left="5040" w:hanging="360"/>
       </w:pPr>
     </w:lvl>
-    <w:lvl w:ilvl="7" w15:tentative="1">
+    <w:lvl w:ilvl="7" w:tplc="093A7242">
       <w:start w:val="1"/>
       <w:numFmt w:val="bullet"/>
       <w:lvlText w:val="●"/>
@@ -517,7 +823,7 @@
         <w:ind w:left="5760" w:hanging="360"/>
       </w:pPr>
     </w:lvl>
-    <w:lvl w:ilvl="8" w15:tentative="1">
+    <w:lvl w:ilvl="8" w:tplc="B8925AC4">
       <w:start w:val="1"/>
       <w:numFmt w:val="bullet"/>
       <w:lvlText w:val="●"/>
@@ -527,8 +833,8 @@
       </w:pPr>
     </w:lvl>
   </w:abstractNum>
-  <w:num w:numId="1">
-    <w:abstractNumId w:val="1"/>
+  <w:num w:numId="1" w16cid:durableId="81924078">
+    <w:abstractNumId w:val="0"/>
     <w:lvlOverride w:ilvl="0">
       <w:startOverride w:val="1"/>
     </w:lvlOverride>
@@ -537,94 +843,523 @@
 </file>
 
 <file path=word/styles.xml><?xml version="1.0" encoding="utf-8"?>
-<w:styles xmlns:mc="http://schemas.openxmlformats.org/markup-compatibility/2006" xmlns:r="http://schemas.openxmlformats.org/officeDocument/2006/relationships" xmlns:w="http://schemas.openxmlformats.org/wordprocessingml/2006/main" xmlns:w14="http://schemas.microsoft.com/office/word/2010/wordml" xmlns:w15="http://schemas.microsoft.com/office/word/2012/wordml" mc:Ignorable="w14 w15">
+<w:styles xmlns:mc="http://schemas.openxmlformats.org/markup-compatibility/2006" xmlns:r="http://schemas.openxmlformats.org/officeDocument/2006/relationships" xmlns:w="http://schemas.openxmlformats.org/wordprocessingml/2006/main" xmlns:w14="http://schemas.microsoft.com/office/word/2010/wordml" xmlns:w15="http://schemas.microsoft.com/office/word/2012/wordml" xmlns:w16cex="http://schemas.microsoft.com/office/word/2018/wordml/cex" xmlns:w16cid="http://schemas.microsoft.com/office/word/2016/wordml/cid" xmlns:w16="http://schemas.microsoft.com/office/word/2018/wordml" xmlns:w16du="http://schemas.microsoft.com/office/word/2023/wordml/word16du" xmlns:w16sdtdh="http://schemas.microsoft.com/office/word/2020/wordml/sdtdatahash" xmlns:w16sdtfl="http://schemas.microsoft.com/office/word/2024/wordml/sdtformatlock" xmlns:w16se="http://schemas.microsoft.com/office/word/2015/wordml/symex" mc:Ignorable="w14 w15 w16se w16cid w16 w16cex w16sdtdh w16sdtfl w16du">
   <w:docDefaults>
     <w:rPrDefault>
       <w:rPr>
-        <w:rFonts w:ascii="Calibri" w:cs="Calibri" w:eastAsia="Calibri" w:hAnsi="Calibri"/>
+        <w:rFonts w:ascii="Calibri" w:eastAsia="Calibri" w:hAnsi="Calibri" w:cs="Calibri"/>
         <w:color w:val="212529"/>
         <w:sz w:val="22"/>
         <w:szCs w:val="22"/>
+        <w:lang w:val="es-ES" w:eastAsia="es-ES" w:bidi="ar-SA"/>
       </w:rPr>
     </w:rPrDefault>
     <w:pPrDefault/>
   </w:docDefaults>
+  <w:latentStyles w:defLockedState="0" w:defUIPriority="99" w:defSemiHidden="0" w:defUnhideWhenUsed="0" w:defQFormat="0" w:count="376">
+    <w:lsdException w:name="Normal" w:uiPriority="0" w:qFormat="1"/>
+    <w:lsdException w:name="heading 1" w:uiPriority="9" w:qFormat="1"/>
+    <w:lsdException w:name="heading 2" w:semiHidden="1" w:uiPriority="9" w:unhideWhenUsed="1" w:qFormat="1"/>
+    <w:lsdException w:name="heading 3" w:semiHidden="1" w:uiPriority="9" w:unhideWhenUsed="1" w:qFormat="1"/>
+    <w:lsdException w:name="heading 4" w:semiHidden="1" w:uiPriority="9" w:unhideWhenUsed="1" w:qFormat="1"/>
+    <w:lsdException w:name="heading 5" w:semiHidden="1" w:uiPriority="9" w:unhideWhenUsed="1" w:qFormat="1"/>
+    <w:lsdException w:name="heading 6" w:semiHidden="1" w:uiPriority="9" w:unhideWhenUsed="1" w:qFormat="1"/>
+    <w:lsdException w:name="heading 7" w:semiHidden="1" w:uiPriority="9" w:unhideWhenUsed="1" w:qFormat="1"/>
+    <w:lsdException w:name="heading 8" w:semiHidden="1" w:uiPriority="9" w:unhideWhenUsed="1" w:qFormat="1"/>
+    <w:lsdException w:name="heading 9" w:semiHidden="1" w:uiPriority="9" w:unhideWhenUsed="1" w:qFormat="1"/>
+    <w:lsdException w:name="index 1" w:semiHidden="1" w:unhideWhenUsed="1"/>
+    <w:lsdException w:name="index 2" w:semiHidden="1" w:unhideWhenUsed="1"/>
+    <w:lsdException w:name="index 3" w:semiHidden="1" w:unhideWhenUsed="1"/>
+    <w:lsdException w:name="index 4" w:semiHidden="1" w:unhideWhenUsed="1"/>
+    <w:lsdException w:name="index 5" w:semiHidden="1" w:unhideWhenUsed="1"/>
+    <w:lsdException w:name="index 6" w:semiHidden="1" w:unhideWhenUsed="1"/>
+    <w:lsdException w:name="index 7" w:semiHidden="1" w:unhideWhenUsed="1"/>
+    <w:lsdException w:name="index 8" w:semiHidden="1" w:unhideWhenUsed="1"/>
+    <w:lsdException w:name="index 9" w:semiHidden="1" w:unhideWhenUsed="1"/>
+    <w:lsdException w:name="toc 1" w:semiHidden="1" w:uiPriority="39" w:unhideWhenUsed="1"/>
+    <w:lsdException w:name="toc 2" w:semiHidden="1" w:uiPriority="39" w:unhideWhenUsed="1"/>
+    <w:lsdException w:name="toc 3" w:semiHidden="1" w:uiPriority="39" w:unhideWhenUsed="1"/>
+    <w:lsdException w:name="toc 4" w:semiHidden="1" w:uiPriority="39" w:unhideWhenUsed="1"/>
+    <w:lsdException w:name="toc 5" w:semiHidden="1" w:uiPriority="39" w:unhideWhenUsed="1"/>
+    <w:lsdException w:name="toc 6" w:semiHidden="1" w:uiPriority="39" w:unhideWhenUsed="1"/>
+    <w:lsdException w:name="toc 7" w:semiHidden="1" w:uiPriority="39" w:unhideWhenUsed="1"/>
+    <w:lsdException w:name="toc 8" w:semiHidden="1" w:uiPriority="39" w:unhideWhenUsed="1"/>
+    <w:lsdException w:name="toc 9" w:semiHidden="1" w:uiPriority="39" w:unhideWhenUsed="1"/>
+    <w:lsdException w:name="Normal Indent" w:semiHidden="1" w:unhideWhenUsed="1"/>
+    <w:lsdException w:name="footnote text" w:semiHidden="1" w:unhideWhenUsed="1"/>
+    <w:lsdException w:name="annotation text" w:semiHidden="1" w:unhideWhenUsed="1"/>
+    <w:lsdException w:name="header" w:semiHidden="1" w:unhideWhenUsed="1"/>
+    <w:lsdException w:name="footer" w:semiHidden="1" w:unhideWhenUsed="1"/>
+    <w:lsdException w:name="index heading" w:semiHidden="1" w:unhideWhenUsed="1"/>
+    <w:lsdException w:name="caption" w:semiHidden="1" w:uiPriority="35" w:unhideWhenUsed="1" w:qFormat="1"/>
+    <w:lsdException w:name="table of figures" w:semiHidden="1" w:unhideWhenUsed="1"/>
+    <w:lsdException w:name="envelope address" w:semiHidden="1" w:unhideWhenUsed="1"/>
+    <w:lsdException w:name="envelope return" w:semiHidden="1" w:unhideWhenUsed="1"/>
+    <w:lsdException w:name="footnote reference" w:semiHidden="1" w:unhideWhenUsed="1"/>
+    <w:lsdException w:name="annotation reference" w:semiHidden="1" w:unhideWhenUsed="1"/>
+    <w:lsdException w:name="line number" w:semiHidden="1" w:unhideWhenUsed="1"/>
+    <w:lsdException w:name="page number" w:semiHidden="1" w:unhideWhenUsed="1"/>
+    <w:lsdException w:name="endnote reference" w:semiHidden="1" w:unhideWhenUsed="1"/>
+    <w:lsdException w:name="endnote text" w:semiHidden="1" w:unhideWhenUsed="1"/>
+    <w:lsdException w:name="table of authorities" w:semiHidden="1" w:unhideWhenUsed="1"/>
+    <w:lsdException w:name="macro" w:semiHidden="1" w:unhideWhenUsed="1"/>
+    <w:lsdException w:name="toa heading" w:semiHidden="1" w:unhideWhenUsed="1"/>
+    <w:lsdException w:name="List" w:semiHidden="1" w:unhideWhenUsed="1"/>
+    <w:lsdException w:name="List Bullet" w:semiHidden="1" w:unhideWhenUsed="1"/>
+    <w:lsdException w:name="List Number" w:semiHidden="1" w:unhideWhenUsed="1"/>
+    <w:lsdException w:name="List 2" w:semiHidden="1" w:unhideWhenUsed="1"/>
+    <w:lsdException w:name="List 3" w:semiHidden="1" w:unhideWhenUsed="1"/>
+    <w:lsdException w:name="List 4" w:semiHidden="1" w:unhideWhenUsed="1"/>
+    <w:lsdException w:name="List 5" w:semiHidden="1" w:unhideWhenUsed="1"/>
+    <w:lsdException w:name="List Bullet 2" w:semiHidden="1" w:unhideWhenUsed="1"/>
+    <w:lsdException w:name="List Bullet 3" w:semiHidden="1" w:unhideWhenUsed="1"/>
+    <w:lsdException w:name="List Bullet 4" w:semiHidden="1" w:unhideWhenUsed="1"/>
+    <w:lsdException w:name="List Bullet 5" w:semiHidden="1" w:unhideWhenUsed="1"/>
+    <w:lsdException w:name="List Number 2" w:semiHidden="1" w:unhideWhenUsed="1"/>
+    <w:lsdException w:name="List Number 3" w:semiHidden="1" w:unhideWhenUsed="1"/>
+    <w:lsdException w:name="List Number 4" w:semiHidden="1" w:unhideWhenUsed="1"/>
+    <w:lsdException w:name="List Number 5" w:semiHidden="1" w:unhideWhenUsed="1"/>
+    <w:lsdException w:name="Title" w:uiPriority="10" w:qFormat="1"/>
+    <w:lsdException w:name="Closing" w:semiHidden="1" w:unhideWhenUsed="1"/>
+    <w:lsdException w:name="Signature" w:semiHidden="1" w:unhideWhenUsed="1"/>
+    <w:lsdException w:name="Default Paragraph Font" w:semiHidden="1" w:uiPriority="1" w:unhideWhenUsed="1"/>
+    <w:lsdException w:name="Body Text" w:semiHidden="1" w:unhideWhenUsed="1"/>
+    <w:lsdException w:name="Body Text Indent" w:semiHidden="1" w:unhideWhenUsed="1"/>
+    <w:lsdException w:name="List Continue" w:semiHidden="1" w:unhideWhenUsed="1"/>
+    <w:lsdException w:name="List Continue 2" w:semiHidden="1" w:unhideWhenUsed="1"/>
+    <w:lsdException w:name="List Continue 3" w:semiHidden="1" w:unhideWhenUsed="1"/>
+    <w:lsdException w:name="List Continue 4" w:semiHidden="1" w:unhideWhenUsed="1"/>
+    <w:lsdException w:name="List Continue 5" w:semiHidden="1" w:unhideWhenUsed="1"/>
+    <w:lsdException w:name="Message Header" w:semiHidden="1" w:unhideWhenUsed="1"/>
+    <w:lsdException w:name="Subtitle" w:uiPriority="11" w:qFormat="1"/>
+    <w:lsdException w:name="Salutation" w:semiHidden="1" w:unhideWhenUsed="1"/>
+    <w:lsdException w:name="Date" w:semiHidden="1" w:unhideWhenUsed="1"/>
+    <w:lsdException w:name="Body Text First Indent" w:semiHidden="1" w:unhideWhenUsed="1"/>
+    <w:lsdException w:name="Body Text First Indent 2" w:semiHidden="1" w:unhideWhenUsed="1"/>
+    <w:lsdException w:name="Note Heading" w:semiHidden="1" w:unhideWhenUsed="1"/>
+    <w:lsdException w:name="Body Text 2" w:semiHidden="1" w:unhideWhenUsed="1"/>
+    <w:lsdException w:name="Body Text 3" w:semiHidden="1" w:unhideWhenUsed="1"/>
+    <w:lsdException w:name="Body Text Indent 2" w:semiHidden="1" w:unhideWhenUsed="1"/>
+    <w:lsdException w:name="Body Text Indent 3" w:semiHidden="1" w:unhideWhenUsed="1"/>
+    <w:lsdException w:name="Block Text" w:semiHidden="1" w:unhideWhenUsed="1"/>
+    <w:lsdException w:name="Hyperlink" w:semiHidden="1" w:unhideWhenUsed="1"/>
+    <w:lsdException w:name="FollowedHyperlink" w:semiHidden="1" w:unhideWhenUsed="1"/>
+    <w:lsdException w:name="Strong" w:uiPriority="22" w:qFormat="1"/>
+    <w:lsdException w:name="Emphasis" w:uiPriority="20" w:qFormat="1"/>
+    <w:lsdException w:name="Document Map" w:semiHidden="1" w:unhideWhenUsed="1"/>
+    <w:lsdException w:name="Plain Text" w:semiHidden="1" w:unhideWhenUsed="1"/>
+    <w:lsdException w:name="E-mail Signature" w:semiHidden="1" w:unhideWhenUsed="1"/>
+    <w:lsdException w:name="HTML Top of Form" w:semiHidden="1" w:unhideWhenUsed="1"/>
+    <w:lsdException w:name="HTML Bottom of Form" w:semiHidden="1" w:unhideWhenUsed="1"/>
+    <w:lsdException w:name="Normal (Web)" w:semiHidden="1" w:unhideWhenUsed="1"/>
+    <w:lsdException w:name="HTML Acronym" w:semiHidden="1" w:unhideWhenUsed="1"/>
+    <w:lsdException w:name="HTML Address" w:semiHidden="1" w:unhideWhenUsed="1"/>
+    <w:lsdException w:name="HTML Cite" w:semiHidden="1" w:unhideWhenUsed="1"/>
+    <w:lsdException w:name="HTML Code" w:semiHidden="1" w:unhideWhenUsed="1"/>
+    <w:lsdException w:name="HTML Definition" w:semiHidden="1" w:unhideWhenUsed="1"/>
+    <w:lsdException w:name="HTML Keyboard" w:semiHidden="1" w:unhideWhenUsed="1"/>
+    <w:lsdException w:name="HTML Preformatted" w:semiHidden="1" w:unhideWhenUsed="1"/>
+    <w:lsdException w:name="HTML Sample" w:semiHidden="1" w:unhideWhenUsed="1"/>
+    <w:lsdException w:name="HTML Typewriter" w:semiHidden="1" w:unhideWhenUsed="1"/>
+    <w:lsdException w:name="HTML Variable" w:semiHidden="1" w:unhideWhenUsed="1"/>
+    <w:lsdException w:name="Normal Table" w:semiHidden="1" w:unhideWhenUsed="1"/>
+    <w:lsdException w:name="annotation subject" w:semiHidden="1" w:unhideWhenUsed="1"/>
+    <w:lsdException w:name="No List" w:semiHidden="1" w:unhideWhenUsed="1"/>
+    <w:lsdException w:name="Outline List 1" w:semiHidden="1" w:unhideWhenUsed="1"/>
+    <w:lsdException w:name="Outline List 2" w:semiHidden="1" w:unhideWhenUsed="1"/>
+    <w:lsdException w:name="Outline List 3" w:semiHidden="1" w:unhideWhenUsed="1"/>
+    <w:lsdException w:name="Table Simple 1" w:semiHidden="1" w:unhideWhenUsed="1"/>
+    <w:lsdException w:name="Table Simple 2" w:semiHidden="1" w:unhideWhenUsed="1"/>
+    <w:lsdException w:name="Table Simple 3" w:semiHidden="1" w:unhideWhenUsed="1"/>
+    <w:lsdException w:name="Table Classic 1" w:semiHidden="1" w:unhideWhenUsed="1"/>
+    <w:lsdException w:name="Table Classic 2" w:semiHidden="1" w:unhideWhenUsed="1"/>
+    <w:lsdException w:name="Table Classic 3" w:semiHidden="1" w:unhideWhenUsed="1"/>
+    <w:lsdException w:name="Table Classic 4" w:semiHidden="1" w:unhideWhenUsed="1"/>
+    <w:lsdException w:name="Table Colorful 1" w:semiHidden="1" w:unhideWhenUsed="1"/>
+    <w:lsdException w:name="Table Colorful 2" w:semiHidden="1" w:unhideWhenUsed="1"/>
+    <w:lsdException w:name="Table Colorful 3" w:semiHidden="1" w:unhideWhenUsed="1"/>
+    <w:lsdException w:name="Table Columns 1" w:semiHidden="1" w:unhideWhenUsed="1"/>
+    <w:lsdException w:name="Table Columns 2" w:semiHidden="1" w:unhideWhenUsed="1"/>
+    <w:lsdException w:name="Table Columns 3" w:semiHidden="1" w:unhideWhenUsed="1"/>
+    <w:lsdException w:name="Table Columns 4" w:semiHidden="1" w:unhideWhenUsed="1"/>
+    <w:lsdException w:name="Table Columns 5" w:semiHidden="1" w:unhideWhenUsed="1"/>
+    <w:lsdException w:name="Table Grid 1" w:semiHidden="1" w:unhideWhenUsed="1"/>
+    <w:lsdException w:name="Table Grid 2" w:semiHidden="1" w:unhideWhenUsed="1"/>
+    <w:lsdException w:name="Table Grid 3" w:semiHidden="1" w:unhideWhenUsed="1"/>
+    <w:lsdException w:name="Table Grid 4" w:semiHidden="1" w:unhideWhenUsed="1"/>
+    <w:lsdException w:name="Table Grid 5" w:semiHidden="1" w:unhideWhenUsed="1"/>
+    <w:lsdException w:name="Table Grid 6" w:semiHidden="1" w:unhideWhenUsed="1"/>
+    <w:lsdException w:name="Table Grid 7" w:semiHidden="1" w:unhideWhenUsed="1"/>
+    <w:lsdException w:name="Table Grid 8" w:semiHidden="1" w:unhideWhenUsed="1"/>
+    <w:lsdException w:name="Table List 1" w:semiHidden="1" w:unhideWhenUsed="1"/>
+    <w:lsdException w:name="Table List 2" w:semiHidden="1" w:unhideWhenUsed="1"/>
+    <w:lsdException w:name="Table List 3" w:semiHidden="1" w:unhideWhenUsed="1"/>
+    <w:lsdException w:name="Table List 4" w:semiHidden="1" w:unhideWhenUsed="1"/>
+    <w:lsdException w:name="Table List 5" w:semiHidden="1" w:unhideWhenUsed="1"/>
+    <w:lsdException w:name="Table List 6" w:semiHidden="1" w:unhideWhenUsed="1"/>
+    <w:lsdException w:name="Table List 7" w:semiHidden="1" w:unhideWhenUsed="1"/>
+    <w:lsdException w:name="Table List 8" w:semiHidden="1" w:unhideWhenUsed="1"/>
+    <w:lsdException w:name="Table 3D effects 1" w:semiHidden="1" w:unhideWhenUsed="1"/>
+    <w:lsdException w:name="Table 3D effects 2" w:semiHidden="1" w:unhideWhenUsed="1"/>
+    <w:lsdException w:name="Table 3D effects 3" w:semiHidden="1" w:unhideWhenUsed="1"/>
+    <w:lsdException w:name="Table Contemporary" w:semiHidden="1" w:unhideWhenUsed="1"/>
+    <w:lsdException w:name="Table Elegant" w:semiHidden="1" w:unhideWhenUsed="1"/>
+    <w:lsdException w:name="Table Professional" w:semiHidden="1" w:unhideWhenUsed="1"/>
+    <w:lsdException w:name="Table Subtle 1" w:semiHidden="1" w:unhideWhenUsed="1"/>
+    <w:lsdException w:name="Table Subtle 2" w:semiHidden="1" w:unhideWhenUsed="1"/>
+    <w:lsdException w:name="Table Web 1" w:semiHidden="1" w:unhideWhenUsed="1"/>
+    <w:lsdException w:name="Table Web 2" w:semiHidden="1" w:unhideWhenUsed="1"/>
+    <w:lsdException w:name="Table Web 3" w:semiHidden="1" w:unhideWhenUsed="1"/>
+    <w:lsdException w:name="Balloon Text" w:semiHidden="1" w:unhideWhenUsed="1"/>
+    <w:lsdException w:name="Table Grid" w:uiPriority="39"/>
+    <w:lsdException w:name="Table Theme" w:semiHidden="1" w:unhideWhenUsed="1"/>
+    <w:lsdException w:name="Placeholder Text" w:semiHidden="1"/>
+    <w:lsdException w:name="No Spacing" w:uiPriority="1" w:qFormat="1"/>
+    <w:lsdException w:name="Light Shading" w:uiPriority="60"/>
+    <w:lsdException w:name="Light List" w:uiPriority="61"/>
+    <w:lsdException w:name="Light Grid" w:uiPriority="62"/>
+    <w:lsdException w:name="Medium Shading 1" w:uiPriority="63"/>
+    <w:lsdException w:name="Medium Shading 2" w:uiPriority="64"/>
+    <w:lsdException w:name="Medium List 1" w:uiPriority="65"/>
+    <w:lsdException w:name="Medium List 2" w:uiPriority="66"/>
+    <w:lsdException w:name="Medium Grid 1" w:uiPriority="67"/>
+    <w:lsdException w:name="Medium Grid 2" w:uiPriority="68"/>
+    <w:lsdException w:name="Medium Grid 3" w:uiPriority="69"/>
+    <w:lsdException w:name="Dark List" w:uiPriority="70"/>
+    <w:lsdException w:name="Colorful Shading" w:uiPriority="71"/>
+    <w:lsdException w:name="Colorful List" w:uiPriority="72"/>
+    <w:lsdException w:name="Colorful Grid" w:uiPriority="73"/>
+    <w:lsdException w:name="Light Shading Accent 1" w:uiPriority="60"/>
+    <w:lsdException w:name="Light List Accent 1" w:uiPriority="61"/>
+    <w:lsdException w:name="Light Grid Accent 1" w:uiPriority="62"/>
+    <w:lsdException w:name="Medium Shading 1 Accent 1" w:uiPriority="63"/>
+    <w:lsdException w:name="Medium Shading 2 Accent 1" w:uiPriority="64"/>
+    <w:lsdException w:name="Medium List 1 Accent 1" w:uiPriority="65"/>
+    <w:lsdException w:name="Revision" w:semiHidden="1"/>
+    <w:lsdException w:name="List Paragraph" w:uiPriority="34" w:qFormat="1"/>
+    <w:lsdException w:name="Quote" w:uiPriority="29" w:qFormat="1"/>
+    <w:lsdException w:name="Intense Quote" w:uiPriority="30" w:qFormat="1"/>
+    <w:lsdException w:name="Medium List 2 Accent 1" w:uiPriority="66"/>
+    <w:lsdException w:name="Medium Grid 1 Accent 1" w:uiPriority="67"/>
+    <w:lsdException w:name="Medium Grid 2 Accent 1" w:uiPriority="68"/>
+    <w:lsdException w:name="Medium Grid 3 Accent 1" w:uiPriority="69"/>
+    <w:lsdException w:name="Dark List Accent 1" w:uiPriority="70"/>
+    <w:lsdException w:name="Colorful Shading Accent 1" w:uiPriority="71"/>
+    <w:lsdException w:name="Colorful List Accent 1" w:uiPriority="72"/>
+    <w:lsdException w:name="Colorful Grid Accent 1" w:uiPriority="73"/>
+    <w:lsdException w:name="Light Shading Accent 2" w:uiPriority="60"/>
+    <w:lsdException w:name="Light List Accent 2" w:uiPriority="61"/>
+    <w:lsdException w:name="Light Grid Accent 2" w:uiPriority="62"/>
+    <w:lsdException w:name="Medium Shading 1 Accent 2" w:uiPriority="63"/>
+    <w:lsdException w:name="Medium Shading 2 Accent 2" w:uiPriority="64"/>
+    <w:lsdException w:name="Medium List 1 Accent 2" w:uiPriority="65"/>
+    <w:lsdException w:name="Medium List 2 Accent 2" w:uiPriority="66"/>
+    <w:lsdException w:name="Medium Grid 1 Accent 2" w:uiPriority="67"/>
+    <w:lsdException w:name="Medium Grid 2 Accent 2" w:uiPriority="68"/>
+    <w:lsdException w:name="Medium Grid 3 Accent 2" w:uiPriority="69"/>
+    <w:lsdException w:name="Dark List Accent 2" w:uiPriority="70"/>
+    <w:lsdException w:name="Colorful Shading Accent 2" w:uiPriority="71"/>
+    <w:lsdException w:name="Colorful List Accent 2" w:uiPriority="72"/>
+    <w:lsdException w:name="Colorful Grid Accent 2" w:uiPriority="73"/>
+    <w:lsdException w:name="Light Shading Accent 3" w:uiPriority="60"/>
+    <w:lsdException w:name="Light List Accent 3" w:uiPriority="61"/>
+    <w:lsdException w:name="Light Grid Accent 3" w:uiPriority="62"/>
+    <w:lsdException w:name="Medium Shading 1 Accent 3" w:uiPriority="63"/>
+    <w:lsdException w:name="Medium Shading 2 Accent 3" w:uiPriority="64"/>
+    <w:lsdException w:name="Medium List 1 Accent 3" w:uiPriority="65"/>
+    <w:lsdException w:name="Medium List 2 Accent 3" w:uiPriority="66"/>
+    <w:lsdException w:name="Medium Grid 1 Accent 3" w:uiPriority="67"/>
+    <w:lsdException w:name="Medium Grid 2 Accent 3" w:uiPriority="68"/>
+    <w:lsdException w:name="Medium Grid 3 Accent 3" w:uiPriority="69"/>
+    <w:lsdException w:name="Dark List Accent 3" w:uiPriority="70"/>
+    <w:lsdException w:name="Colorful Shading Accent 3" w:uiPriority="71"/>
+    <w:lsdException w:name="Colorful List Accent 3" w:uiPriority="72"/>
+    <w:lsdException w:name="Colorful Grid Accent 3" w:uiPriority="73"/>
+    <w:lsdException w:name="Light Shading Accent 4" w:uiPriority="60"/>
+    <w:lsdException w:name="Light List Accent 4" w:uiPriority="61"/>
+    <w:lsdException w:name="Light Grid Accent 4" w:uiPriority="62"/>
+    <w:lsdException w:name="Medium Shading 1 Accent 4" w:uiPriority="63"/>
+    <w:lsdException w:name="Medium Shading 2 Accent 4" w:uiPriority="64"/>
+    <w:lsdException w:name="Medium List 1 Accent 4" w:uiPriority="65"/>
+    <w:lsdException w:name="Medium List 2 Accent 4" w:uiPriority="66"/>
+    <w:lsdException w:name="Medium Grid 1 Accent 4" w:uiPriority="67"/>
+    <w:lsdException w:name="Medium Grid 2 Accent 4" w:uiPriority="68"/>
+    <w:lsdException w:name="Medium Grid 3 Accent 4" w:uiPriority="69"/>
+    <w:lsdException w:name="Dark List Accent 4" w:uiPriority="70"/>
+    <w:lsdException w:name="Colorful Shading Accent 4" w:uiPriority="71"/>
+    <w:lsdException w:name="Colorful List Accent 4" w:uiPriority="72"/>
+    <w:lsdException w:name="Colorful Grid Accent 4" w:uiPriority="73"/>
+    <w:lsdException w:name="Light Shading Accent 5" w:uiPriority="60"/>
+    <w:lsdException w:name="Light List Accent 5" w:uiPriority="61"/>
+    <w:lsdException w:name="Light Grid Accent 5" w:uiPriority="62"/>
+    <w:lsdException w:name="Medium Shading 1 Accent 5" w:uiPriority="63"/>
+    <w:lsdException w:name="Medium Shading 2 Accent 5" w:uiPriority="64"/>
+    <w:lsdException w:name="Medium List 1 Accent 5" w:uiPriority="65"/>
+    <w:lsdException w:name="Medium List 2 Accent 5" w:uiPriority="66"/>
+    <w:lsdException w:name="Medium Grid 1 Accent 5" w:uiPriority="67"/>
+    <w:lsdException w:name="Medium Grid 2 Accent 5" w:uiPriority="68"/>
+    <w:lsdException w:name="Medium Grid 3 Accent 5" w:uiPriority="69"/>
+    <w:lsdException w:name="Dark List Accent 5" w:uiPriority="70"/>
+    <w:lsdException w:name="Colorful Shading Accent 5" w:uiPriority="71"/>
+    <w:lsdException w:name="Colorful List Accent 5" w:uiPriority="72"/>
+    <w:lsdException w:name="Colorful Grid Accent 5" w:uiPriority="73"/>
+    <w:lsdException w:name="Light Shading Accent 6" w:uiPriority="60"/>
+    <w:lsdException w:name="Light List Accent 6" w:uiPriority="61"/>
+    <w:lsdException w:name="Light Grid Accent 6" w:uiPriority="62"/>
+    <w:lsdException w:name="Medium Shading 1 Accent 6" w:uiPriority="63"/>
+    <w:lsdException w:name="Medium Shading 2 Accent 6" w:uiPriority="64"/>
+    <w:lsdException w:name="Medium List 1 Accent 6" w:uiPriority="65"/>
+    <w:lsdException w:name="Medium List 2 Accent 6" w:uiPriority="66"/>
+    <w:lsdException w:name="Medium Grid 1 Accent 6" w:uiPriority="67"/>
+    <w:lsdException w:name="Medium Grid 2 Accent 6" w:uiPriority="68"/>
+    <w:lsdException w:name="Medium Grid 3 Accent 6" w:uiPriority="69"/>
+    <w:lsdException w:name="Dark List Accent 6" w:uiPriority="70"/>
+    <w:lsdException w:name="Colorful Shading Accent 6" w:uiPriority="71"/>
+    <w:lsdException w:name="Colorful List Accent 6" w:uiPriority="72"/>
+    <w:lsdException w:name="Colorful Grid Accent 6" w:uiPriority="73"/>
+    <w:lsdException w:name="Subtle Emphasis" w:uiPriority="19" w:qFormat="1"/>
+    <w:lsdException w:name="Intense Emphasis" w:uiPriority="21" w:qFormat="1"/>
+    <w:lsdException w:name="Subtle Reference" w:uiPriority="31" w:qFormat="1"/>
+    <w:lsdException w:name="Intense Reference" w:uiPriority="32" w:qFormat="1"/>
+    <w:lsdException w:name="Book Title" w:uiPriority="33" w:qFormat="1"/>
+    <w:lsdException w:name="Bibliography" w:semiHidden="1" w:uiPriority="37" w:unhideWhenUsed="1"/>
+    <w:lsdException w:name="TOC Heading" w:semiHidden="1" w:uiPriority="39" w:unhideWhenUsed="1" w:qFormat="1"/>
+    <w:lsdException w:name="Plain Table 1" w:uiPriority="41"/>
+    <w:lsdException w:name="Plain Table 2" w:uiPriority="42"/>
+    <w:lsdException w:name="Plain Table 3" w:uiPriority="43"/>
+    <w:lsdException w:name="Plain Table 4" w:uiPriority="44"/>
+    <w:lsdException w:name="Plain Table 5" w:uiPriority="45"/>
+    <w:lsdException w:name="Grid Table Light" w:uiPriority="40"/>
+    <w:lsdException w:name="Grid Table 1 Light" w:uiPriority="46"/>
+    <w:lsdException w:name="Grid Table 2" w:uiPriority="47"/>
+    <w:lsdException w:name="Grid Table 3" w:uiPriority="48"/>
+    <w:lsdException w:name="Grid Table 4" w:uiPriority="49"/>
+    <w:lsdException w:name="Grid Table 5 Dark" w:uiPriority="50"/>
+    <w:lsdException w:name="Grid Table 6 Colorful" w:uiPriority="51"/>
+    <w:lsdException w:name="Grid Table 7 Colorful" w:uiPriority="52"/>
+    <w:lsdException w:name="Grid Table 1 Light Accent 1" w:uiPriority="46"/>
+    <w:lsdException w:name="Grid Table 2 Accent 1" w:uiPriority="47"/>
+    <w:lsdException w:name="Grid Table 3 Accent 1" w:uiPriority="48"/>
+    <w:lsdException w:name="Grid Table 4 Accent 1" w:uiPriority="49"/>
+    <w:lsdException w:name="Grid Table 5 Dark Accent 1" w:uiPriority="50"/>
+    <w:lsdException w:name="Grid Table 6 Colorful Accent 1" w:uiPriority="51"/>
+    <w:lsdException w:name="Grid Table 7 Colorful Accent 1" w:uiPriority="52"/>
+    <w:lsdException w:name="Grid Table 1 Light Accent 2" w:uiPriority="46"/>
+    <w:lsdException w:name="Grid Table 2 Accent 2" w:uiPriority="47"/>
+    <w:lsdException w:name="Grid Table 3 Accent 2" w:uiPriority="48"/>
+    <w:lsdException w:name="Grid Table 4 Accent 2" w:uiPriority="49"/>
+    <w:lsdException w:name="Grid Table 5 Dark Accent 2" w:uiPriority="50"/>
+    <w:lsdException w:name="Grid Table 6 Colorful Accent 2" w:uiPriority="51"/>
+    <w:lsdException w:name="Grid Table 7 Colorful Accent 2" w:uiPriority="52"/>
+    <w:lsdException w:name="Grid Table 1 Light Accent 3" w:uiPriority="46"/>
+    <w:lsdException w:name="Grid Table 2 Accent 3" w:uiPriority="47"/>
+    <w:lsdException w:name="Grid Table 3 Accent 3" w:uiPriority="48"/>
+    <w:lsdException w:name="Grid Table 4 Accent 3" w:uiPriority="49"/>
+    <w:lsdException w:name="Grid Table 5 Dark Accent 3" w:uiPriority="50"/>
+    <w:lsdException w:name="Grid Table 6 Colorful Accent 3" w:uiPriority="51"/>
+    <w:lsdException w:name="Grid Table 7 Colorful Accent 3" w:uiPriority="52"/>
+    <w:lsdException w:name="Grid Table 1 Light Accent 4" w:uiPriority="46"/>
+    <w:lsdException w:name="Grid Table 2 Accent 4" w:uiPriority="47"/>
+    <w:lsdException w:name="Grid Table 3 Accent 4" w:uiPriority="48"/>
+    <w:lsdException w:name="Grid Table 4 Accent 4" w:uiPriority="49"/>
+    <w:lsdException w:name="Grid Table 5 Dark Accent 4" w:uiPriority="50"/>
+    <w:lsdException w:name="Grid Table 6 Colorful Accent 4" w:uiPriority="51"/>
+    <w:lsdException w:name="Grid Table 7 Colorful Accent 4" w:uiPriority="52"/>
+    <w:lsdException w:name="Grid Table 1 Light Accent 5" w:uiPriority="46"/>
+    <w:lsdException w:name="Grid Table 2 Accent 5" w:uiPriority="47"/>
+    <w:lsdException w:name="Grid Table 3 Accent 5" w:uiPriority="48"/>
+    <w:lsdException w:name="Grid Table 4 Accent 5" w:uiPriority="49"/>
+    <w:lsdException w:name="Grid Table 5 Dark Accent 5" w:uiPriority="50"/>
+    <w:lsdException w:name="Grid Table 6 Colorful Accent 5" w:uiPriority="51"/>
+    <w:lsdException w:name="Grid Table 7 Colorful Accent 5" w:uiPriority="52"/>
+    <w:lsdException w:name="Grid Table 1 Light Accent 6" w:uiPriority="46"/>
+    <w:lsdException w:name="Grid Table 2 Accent 6" w:uiPriority="47"/>
+    <w:lsdException w:name="Grid Table 3 Accent 6" w:uiPriority="48"/>
+    <w:lsdException w:name="Grid Table 4 Accent 6" w:uiPriority="49"/>
+    <w:lsdException w:name="Grid Table 5 Dark Accent 6" w:uiPriority="50"/>
+    <w:lsdException w:name="Grid Table 6 Colorful Accent 6" w:uiPriority="51"/>
+    <w:lsdException w:name="Grid Table 7 Colorful Accent 6" w:uiPriority="52"/>
+    <w:lsdException w:name="List Table 1 Light" w:uiPriority="46"/>
+    <w:lsdException w:name="List Table 2" w:uiPriority="47"/>
+    <w:lsdException w:name="List Table 3" w:uiPriority="48"/>
+    <w:lsdException w:name="List Table 4" w:uiPriority="49"/>
+    <w:lsdException w:name="List Table 5 Dark" w:uiPriority="50"/>
+    <w:lsdException w:name="List Table 6 Colorful" w:uiPriority="51"/>
+    <w:lsdException w:name="List Table 7 Colorful" w:uiPriority="52"/>
+    <w:lsdException w:name="List Table 1 Light Accent 1" w:uiPriority="46"/>
+    <w:lsdException w:name="List Table 2 Accent 1" w:uiPriority="47"/>
+    <w:lsdException w:name="List Table 3 Accent 1" w:uiPriority="48"/>
+    <w:lsdException w:name="List Table 4 Accent 1" w:uiPriority="49"/>
+    <w:lsdException w:name="List Table 5 Dark Accent 1" w:uiPriority="50"/>
+    <w:lsdException w:name="List Table 6 Colorful Accent 1" w:uiPriority="51"/>
+    <w:lsdException w:name="List Table 7 Colorful Accent 1" w:uiPriority="52"/>
+    <w:lsdException w:name="List Table 1 Light Accent 2" w:uiPriority="46"/>
+    <w:lsdException w:name="List Table 2 Accent 2" w:uiPriority="47"/>
+    <w:lsdException w:name="List Table 3 Accent 2" w:uiPriority="48"/>
+    <w:lsdException w:name="List Table 4 Accent 2" w:uiPriority="49"/>
+    <w:lsdException w:name="List Table 5 Dark Accent 2" w:uiPriority="50"/>
+    <w:lsdException w:name="List Table 6 Colorful Accent 2" w:uiPriority="51"/>
+    <w:lsdException w:name="List Table 7 Colorful Accent 2" w:uiPriority="52"/>
+    <w:lsdException w:name="List Table 1 Light Accent 3" w:uiPriority="46"/>
+    <w:lsdException w:name="List Table 2 Accent 3" w:uiPriority="47"/>
+    <w:lsdException w:name="List Table 3 Accent 3" w:uiPriority="48"/>
+    <w:lsdException w:name="List Table 4 Accent 3" w:uiPriority="49"/>
+    <w:lsdException w:name="List Table 5 Dark Accent 3" w:uiPriority="50"/>
+    <w:lsdException w:name="List Table 6 Colorful Accent 3" w:uiPriority="51"/>
+    <w:lsdException w:name="List Table 7 Colorful Accent 3" w:uiPriority="52"/>
+    <w:lsdException w:name="List Table 1 Light Accent 4" w:uiPriority="46"/>
+    <w:lsdException w:name="List Table 2 Accent 4" w:uiPriority="47"/>
+    <w:lsdException w:name="List Table 3 Accent 4" w:uiPriority="48"/>
+    <w:lsdException w:name="List Table 4 Accent 4" w:uiPriority="49"/>
+    <w:lsdException w:name="List Table 5 Dark Accent 4" w:uiPriority="50"/>
+    <w:lsdException w:name="List Table 6 Colorful Accent 4" w:uiPriority="51"/>
+    <w:lsdException w:name="List Table 7 Colorful Accent 4" w:uiPriority="52"/>
+    <w:lsdException w:name="List Table 1 Light Accent 5" w:uiPriority="46"/>
+    <w:lsdException w:name="List Table 2 Accent 5" w:uiPriority="47"/>
+    <w:lsdException w:name="List Table 3 Accent 5" w:uiPriority="48"/>
+    <w:lsdException w:name="List Table 4 Accent 5" w:uiPriority="49"/>
+    <w:lsdException w:name="List Table 5 Dark Accent 5" w:uiPriority="50"/>
+    <w:lsdException w:name="List Table 6 Colorful Accent 5" w:uiPriority="51"/>
+    <w:lsdException w:name="List Table 7 Colorful Accent 5" w:uiPriority="52"/>
+    <w:lsdException w:name="List Table 1 Light Accent 6" w:uiPriority="46"/>
+    <w:lsdException w:name="List Table 2 Accent 6" w:uiPriority="47"/>
+    <w:lsdException w:name="List Table 3 Accent 6" w:uiPriority="48"/>
+    <w:lsdException w:name="List Table 4 Accent 6" w:uiPriority="49"/>
+    <w:lsdException w:name="List Table 5 Dark Accent 6" w:uiPriority="50"/>
+    <w:lsdException w:name="List Table 6 Colorful Accent 6" w:uiPriority="51"/>
+    <w:lsdException w:name="List Table 7 Colorful Accent 6" w:uiPriority="52"/>
+    <w:lsdException w:name="Mention" w:semiHidden="1" w:unhideWhenUsed="1"/>
+    <w:lsdException w:name="Smart Hyperlink" w:semiHidden="1" w:unhideWhenUsed="1"/>
+    <w:lsdException w:name="Hashtag" w:semiHidden="1" w:unhideWhenUsed="1"/>
+    <w:lsdException w:name="Unresolved Mention" w:semiHidden="1" w:unhideWhenUsed="1"/>
+    <w:lsdException w:name="Smart Link" w:semiHidden="1" w:unhideWhenUsed="1"/>
+  </w:latentStyles>
+  <w:style w:type="paragraph" w:default="1" w:styleId="Normal">
+    <w:name w:val="Normal"/>
+    <w:qFormat/>
+  </w:style>
+  <w:style w:type="paragraph" w:styleId="Heading1">
+    <w:name w:val="heading 1"/>
+    <w:uiPriority w:val="9"/>
+    <w:qFormat/>
+    <w:pPr>
+      <w:outlineLvl w:val="0"/>
+    </w:pPr>
+    <w:rPr>
+      <w:color w:val="2E74B5"/>
+      <w:sz w:val="32"/>
+      <w:szCs w:val="32"/>
+    </w:rPr>
+  </w:style>
+  <w:style w:type="paragraph" w:styleId="Heading2">
+    <w:name w:val="heading 2"/>
+    <w:uiPriority w:val="9"/>
+    <w:semiHidden/>
+    <w:unhideWhenUsed/>
+    <w:qFormat/>
+    <w:pPr>
+      <w:outlineLvl w:val="1"/>
+    </w:pPr>
+    <w:rPr>
+      <w:color w:val="2E74B5"/>
+      <w:sz w:val="26"/>
+      <w:szCs w:val="26"/>
+    </w:rPr>
+  </w:style>
+  <w:style w:type="paragraph" w:styleId="Heading3">
+    <w:name w:val="heading 3"/>
+    <w:uiPriority w:val="9"/>
+    <w:semiHidden/>
+    <w:unhideWhenUsed/>
+    <w:qFormat/>
+    <w:pPr>
+      <w:outlineLvl w:val="2"/>
+    </w:pPr>
+    <w:rPr>
+      <w:color w:val="1F4D78"/>
+      <w:sz w:val="24"/>
+      <w:szCs w:val="24"/>
+    </w:rPr>
+  </w:style>
+  <w:style w:type="paragraph" w:styleId="Heading4">
+    <w:name w:val="heading 4"/>
+    <w:uiPriority w:val="9"/>
+    <w:semiHidden/>
+    <w:unhideWhenUsed/>
+    <w:qFormat/>
+    <w:pPr>
+      <w:outlineLvl w:val="3"/>
+    </w:pPr>
+    <w:rPr>
+      <w:i/>
+      <w:iCs/>
+      <w:color w:val="2E74B5"/>
+    </w:rPr>
+  </w:style>
+  <w:style w:type="paragraph" w:styleId="Heading5">
+    <w:name w:val="heading 5"/>
+    <w:uiPriority w:val="9"/>
+    <w:semiHidden/>
+    <w:unhideWhenUsed/>
+    <w:qFormat/>
+    <w:pPr>
+      <w:outlineLvl w:val="4"/>
+    </w:pPr>
+    <w:rPr>
+      <w:color w:val="2E74B5"/>
+    </w:rPr>
+  </w:style>
+  <w:style w:type="paragraph" w:styleId="Heading6">
+    <w:name w:val="heading 6"/>
+    <w:uiPriority w:val="9"/>
+    <w:semiHidden/>
+    <w:unhideWhenUsed/>
+    <w:qFormat/>
+    <w:pPr>
+      <w:outlineLvl w:val="5"/>
+    </w:pPr>
+    <w:rPr>
+      <w:color w:val="1F4D78"/>
+    </w:rPr>
+  </w:style>
+  <w:style w:type="character" w:default="1" w:styleId="DefaultParagraphFont">
+    <w:name w:val="Default Paragraph Font"/>
+    <w:uiPriority w:val="1"/>
+    <w:semiHidden/>
+    <w:unhideWhenUsed/>
+  </w:style>
+  <w:style w:type="table" w:default="1" w:styleId="TableNormal">
+    <w:name w:val="Normal Table"/>
+    <w:uiPriority w:val="99"/>
+    <w:semiHidden/>
+    <w:unhideWhenUsed/>
+    <w:tblPr>
+      <w:tblInd w:w="0" w:type="dxa"/>
+      <w:tblCellMar>
+        <w:top w:w="0" w:type="dxa"/>
+        <w:left w:w="108" w:type="dxa"/>
+        <w:bottom w:w="0" w:type="dxa"/>
+        <w:right w:w="108" w:type="dxa"/>
+      </w:tblCellMar>
+    </w:tblPr>
+  </w:style>
+  <w:style w:type="numbering" w:default="1" w:styleId="NoList">
+    <w:name w:val="No List"/>
+    <w:uiPriority w:val="99"/>
+    <w:semiHidden/>
+    <w:unhideWhenUsed/>
+  </w:style>
   <w:style w:type="paragraph" w:styleId="Title">
     <w:name w:val="Title"/>
-    <w:basedOn w:val="Normal"/>
-    <w:next w:val="Normal"/>
+    <w:uiPriority w:val="10"/>
     <w:qFormat/>
     <w:rPr>
       <w:sz w:val="56"/>
       <w:szCs w:val="56"/>
     </w:rPr>
   </w:style>
-  <w:style w:type="paragraph" w:styleId="Heading1">
-    <w:name w:val="Heading 1"/>
-    <w:basedOn w:val="Normal"/>
-    <w:next w:val="Normal"/>
-    <w:qFormat/>
-    <w:rPr>
-      <w:color w:val="2E74B5"/>
-      <w:sz w:val="32"/>
-      <w:szCs w:val="32"/>
-    </w:rPr>
-  </w:style>
-  <w:style w:type="paragraph" w:styleId="Heading2">
-    <w:name w:val="Heading 2"/>
-    <w:basedOn w:val="Normal"/>
-    <w:next w:val="Normal"/>
-    <w:qFormat/>
-    <w:rPr>
-      <w:color w:val="2E74B5"/>
-      <w:sz w:val="26"/>
-      <w:szCs w:val="26"/>
-    </w:rPr>
-  </w:style>
-  <w:style w:type="paragraph" w:styleId="Heading3">
-    <w:name w:val="Heading 3"/>
-    <w:basedOn w:val="Normal"/>
-    <w:next w:val="Normal"/>
-    <w:qFormat/>
-    <w:rPr>
-      <w:color w:val="1F4D78"/>
-      <w:sz w:val="24"/>
-      <w:szCs w:val="24"/>
-    </w:rPr>
-  </w:style>
-  <w:style w:type="paragraph" w:styleId="Heading4">
-    <w:name w:val="Heading 4"/>
-    <w:basedOn w:val="Normal"/>
-    <w:next w:val="Normal"/>
-    <w:qFormat/>
-    <w:rPr>
-      <w:i/>
-      <w:iCs/>
-      <w:color w:val="2E74B5"/>
-    </w:rPr>
-  </w:style>
-  <w:style w:type="paragraph" w:styleId="Heading5">
-    <w:name w:val="Heading 5"/>
-    <w:basedOn w:val="Normal"/>
-    <w:next w:val="Normal"/>
-    <w:qFormat/>
-    <w:rPr>
-      <w:color w:val="2E74B5"/>
-    </w:rPr>
-  </w:style>
-  <w:style w:type="paragraph" w:styleId="Heading6">
-    <w:name w:val="Heading 6"/>
-    <w:basedOn w:val="Normal"/>
-    <w:next w:val="Normal"/>
-    <w:qFormat/>
-    <w:rPr>
-      <w:color w:val="1F4D78"/>
-    </w:rPr>
-  </w:style>
-  <w:style w:type="paragraph" w:styleId="Strong">
-    <w:name w:val="Strong"/>
-    <w:basedOn w:val="Normal"/>
-    <w:next w:val="Normal"/>
+  <w:style w:type="paragraph" w:customStyle="1" w:styleId="Strong1">
+    <w:name w:val="Strong1"/>
     <w:qFormat/>
     <w:rPr>
       <w:b/>
@@ -633,12 +1368,10 @@
   </w:style>
   <w:style w:type="paragraph" w:styleId="ListParagraph">
     <w:name w:val="List Paragraph"/>
-    <w:basedOn w:val="Normal"/>
     <w:qFormat/>
   </w:style>
   <w:style w:type="character" w:styleId="Hyperlink">
     <w:name w:val="Hyperlink"/>
-    <w:basedOn w:val="DefaultParagraphFont"/>
     <w:uiPriority w:val="99"/>
     <w:unhideWhenUsed/>
     <w:rPr>
@@ -648,7 +1381,6 @@
   </w:style>
   <w:style w:type="character" w:styleId="FootnoteReference">
     <w:name w:val="footnote reference"/>
-    <w:basedOn w:val="DefaultParagraphFont"/>
     <w:uiPriority w:val="99"/>
     <w:semiHidden/>
     <w:unhideWhenUsed/>
@@ -658,22 +1390,17 @@
   </w:style>
   <w:style w:type="paragraph" w:styleId="FootnoteText">
     <w:name w:val="footnote text"/>
-    <w:basedOn w:val="Normal"/>
     <w:link w:val="FootnoteTextChar"/>
     <w:uiPriority w:val="99"/>
     <w:semiHidden/>
     <w:unhideWhenUsed/>
-    <w:pPr>
-      <w:spacing w:after="0" w:line="240" w:lineRule="auto"/>
-    </w:pPr>
     <w:rPr>
       <w:sz w:val="20"/>
       <w:szCs w:val="20"/>
     </w:rPr>
   </w:style>
-  <w:style w:type="character" w:styleId="FootnoteTextChar">
+  <w:style w:type="character" w:customStyle="1" w:styleId="FootnoteTextChar">
     <w:name w:val="Footnote Text Char"/>
-    <w:basedOn w:val="DefaultParagraphFont"/>
     <w:link w:val="FootnoteText"/>
     <w:uiPriority w:val="99"/>
     <w:semiHidden/>
@@ -685,7 +1412,6 @@
   </w:style>
   <w:style w:type="character" w:styleId="EndnoteReference">
     <w:name w:val="endnote reference"/>
-    <w:basedOn w:val="DefaultParagraphFont"/>
     <w:uiPriority w:val="99"/>
     <w:semiHidden/>
     <w:unhideWhenUsed/>
@@ -695,22 +1421,17 @@
   </w:style>
   <w:style w:type="paragraph" w:styleId="EndnoteText">
     <w:name w:val="endnote text"/>
-    <w:basedOn w:val="Normal"/>
     <w:link w:val="EndnoteTextChar"/>
     <w:uiPriority w:val="99"/>
     <w:semiHidden/>
     <w:unhideWhenUsed/>
-    <w:pPr>
-      <w:spacing w:after="0" w:line="240" w:lineRule="auto"/>
-    </w:pPr>
     <w:rPr>
       <w:sz w:val="20"/>
       <w:szCs w:val="20"/>
     </w:rPr>
   </w:style>
-  <w:style w:type="character" w:styleId="EndnoteTextChar">
+  <w:style w:type="character" w:customStyle="1" w:styleId="EndnoteTextChar">
     <w:name w:val="Endnote Text Char"/>
-    <w:basedOn w:val="DefaultParagraphFont"/>
     <w:link w:val="EndnoteText"/>
     <w:uiPriority w:val="99"/>
     <w:semiHidden/>
@@ -720,5 +1441,347 @@
       <w:szCs w:val="20"/>
     </w:rPr>
   </w:style>
+  <w:style w:type="paragraph" w:styleId="Header">
+    <w:name w:val="header"/>
+    <w:basedOn w:val="Normal"/>
+    <w:link w:val="HeaderChar"/>
+    <w:uiPriority w:val="99"/>
+    <w:unhideWhenUsed/>
+    <w:rsid w:val="004A1C1F"/>
+    <w:pPr>
+      <w:tabs>
+        <w:tab w:val="center" w:pos="4513"/>
+        <w:tab w:val="right" w:pos="9026"/>
+      </w:tabs>
+    </w:pPr>
+  </w:style>
+  <w:style w:type="character" w:customStyle="1" w:styleId="HeaderChar">
+    <w:name w:val="Header Char"/>
+    <w:basedOn w:val="DefaultParagraphFont"/>
+    <w:link w:val="Header"/>
+    <w:uiPriority w:val="99"/>
+    <w:rsid w:val="004A1C1F"/>
+  </w:style>
 </w:styles>
+</file>
+
+<file path=word/theme/theme1.xml><?xml version="1.0" encoding="utf-8"?>
+<a:theme xmlns:a="http://schemas.openxmlformats.org/drawingml/2006/main" name="Office Theme">
+  <a:themeElements>
+    <a:clrScheme name="Office">
+      <a:dk1>
+        <a:sysClr val="windowText" lastClr="000000"/>
+      </a:dk1>
+      <a:lt1>
+        <a:sysClr val="window" lastClr="FFFFFF"/>
+      </a:lt1>
+      <a:dk2>
+        <a:srgbClr val="0E2841"/>
+      </a:dk2>
+      <a:lt2>
+        <a:srgbClr val="E8E8E8"/>
+      </a:lt2>
+      <a:accent1>
+        <a:srgbClr val="156082"/>
+      </a:accent1>
+      <a:accent2>
+        <a:srgbClr val="E97132"/>
+      </a:accent2>
+      <a:accent3>
+        <a:srgbClr val="196B24"/>
+      </a:accent3>
+      <a:accent4>
+        <a:srgbClr val="0F9ED5"/>
+      </a:accent4>
+      <a:accent5>
+        <a:srgbClr val="A02B93"/>
+      </a:accent5>
+      <a:accent6>
+        <a:srgbClr val="4EA72E"/>
+      </a:accent6>
+      <a:hlink>
+        <a:srgbClr val="467886"/>
+      </a:hlink>
+      <a:folHlink>
+        <a:srgbClr val="96607D"/>
+      </a:folHlink>
+    </a:clrScheme>
+    <a:fontScheme name="Office">
+      <a:majorFont>
+        <a:latin typeface="Aptos Display" panose="02110004020202020204"/>
+        <a:ea typeface=""/>
+        <a:cs typeface=""/>
+        <a:font script="Jpan" typeface="游ゴシック Light"/>
+        <a:font script="Hang" typeface="맑은 고딕"/>
+        <a:font script="Hans" typeface="等线 Light"/>
+        <a:font script="Hant" typeface="新細明體"/>
+        <a:font script="Arab" typeface="Times New Roman"/>
+        <a:font script="Hebr" typeface="Times New Roman"/>
+        <a:font script="Thai" typeface="Angsana New"/>
+        <a:font script="Ethi" typeface="Nyala"/>
+        <a:font script="Beng" typeface="Vrinda"/>
+        <a:font script="Gujr" typeface="Shruti"/>
+        <a:font script="Khmr" typeface="MoolBoran"/>
+        <a:font script="Knda" typeface="Tunga"/>
+        <a:font script="Guru" typeface="Raavi"/>
+        <a:font script="Cans" typeface="Euphemia"/>
+        <a:font script="Cher" typeface="Plantagenet Cherokee"/>
+        <a:font script="Yiii" typeface="Microsoft Yi Baiti"/>
+        <a:font script="Tibt" typeface="Microsoft Himalaya"/>
+        <a:font script="Thaa" typeface="MV Boli"/>
+        <a:font script="Deva" typeface="Mangal"/>
+        <a:font script="Telu" typeface="Gautami"/>
+        <a:font script="Taml" typeface="Latha"/>
+        <a:font script="Syrc" typeface="Estrangelo Edessa"/>
+        <a:font script="Orya" typeface="Kalinga"/>
+        <a:font script="Mlym" typeface="Kartika"/>
+        <a:font script="Laoo" typeface="DokChampa"/>
+        <a:font script="Sinh" typeface="Iskoola Pota"/>
+        <a:font script="Mong" typeface="Mongolian Baiti"/>
+        <a:font script="Viet" typeface="Times New Roman"/>
+        <a:font script="Uigh" typeface="Microsoft Uighur"/>
+        <a:font script="Geor" typeface="Sylfaen"/>
+        <a:font script="Armn" typeface="Arial"/>
+        <a:font script="Bugi" typeface="Leelawadee UI"/>
+        <a:font script="Bopo" typeface="Microsoft JhengHei"/>
+        <a:font script="Java" typeface="Javanese Text"/>
+        <a:font script="Lisu" typeface="Segoe UI"/>
+        <a:font script="Mymr" typeface="Myanmar Text"/>
+        <a:font script="Nkoo" typeface="Ebrima"/>
+        <a:font script="Olck" typeface="Nirmala UI"/>
+        <a:font script="Osma" typeface="Ebrima"/>
+        <a:font script="Phag" typeface="Phagspa"/>
+        <a:font script="Syrn" typeface="Estrangelo Edessa"/>
+        <a:font script="Syrj" typeface="Estrangelo Edessa"/>
+        <a:font script="Syre" typeface="Estrangelo Edessa"/>
+        <a:font script="Sora" typeface="Nirmala UI"/>
+        <a:font script="Tale" typeface="Microsoft Tai Le"/>
+        <a:font script="Talu" typeface="Microsoft New Tai Lue"/>
+        <a:font script="Tfng" typeface="Ebrima"/>
+      </a:majorFont>
+      <a:minorFont>
+        <a:latin typeface="Aptos" panose="02110004020202020204"/>
+        <a:ea typeface=""/>
+        <a:cs typeface=""/>
+        <a:font script="Jpan" typeface="游明朝"/>
+        <a:font script="Hang" typeface="맑은 고딕"/>
+        <a:font script="Hans" typeface="等线"/>
+        <a:font script="Hant" typeface="新細明體"/>
+        <a:font script="Arab" typeface="Arial"/>
+        <a:font script="Hebr" typeface="Arial"/>
+        <a:font script="Thai" typeface="Cordia New"/>
+        <a:font script="Ethi" typeface="Nyala"/>
+        <a:font script="Beng" typeface="Vrinda"/>
+        <a:font script="Gujr" typeface="Shruti"/>
+        <a:font script="Khmr" typeface="DaunPenh"/>
+        <a:font script="Knda" typeface="Tunga"/>
+        <a:font script="Guru" typeface="Raavi"/>
+        <a:font script="Cans" typeface="Euphemia"/>
+        <a:font script="Cher" typeface="Plantagenet Cherokee"/>
+        <a:font script="Yiii" typeface="Microsoft Yi Baiti"/>
+        <a:font script="Tibt" typeface="Microsoft Himalaya"/>
+        <a:font script="Thaa" typeface="MV Boli"/>
+        <a:font script="Deva" typeface="Mangal"/>
+        <a:font script="Telu" typeface="Gautami"/>
+        <a:font script="Taml" typeface="Latha"/>
+        <a:font script="Syrc" typeface="Estrangelo Edessa"/>
+        <a:font script="Orya" typeface="Kalinga"/>
+        <a:font script="Mlym" typeface="Kartika"/>
+        <a:font script="Laoo" typeface="DokChampa"/>
+        <a:font script="Sinh" typeface="Iskoola Pota"/>
+        <a:font script="Mong" typeface="Mongolian Baiti"/>
+        <a:font script="Viet" typeface="Arial"/>
+        <a:font script="Uigh" typeface="Microsoft Uighur"/>
+        <a:font script="Geor" typeface="Sylfaen"/>
+        <a:font script="Armn" typeface="Arial"/>
+        <a:font script="Bugi" typeface="Leelawadee UI"/>
+        <a:font script="Bopo" typeface="Microsoft JhengHei"/>
+        <a:font script="Java" typeface="Javanese Text"/>
+        <a:font script="Lisu" typeface="Segoe UI"/>
+        <a:font script="Mymr" typeface="Myanmar Text"/>
+        <a:font script="Nkoo" typeface="Ebrima"/>
+        <a:font script="Olck" typeface="Nirmala UI"/>
+        <a:font script="Osma" typeface="Ebrima"/>
+        <a:font script="Phag" typeface="Phagspa"/>
+        <a:font script="Syrn" typeface="Estrangelo Edessa"/>
+        <a:font script="Syrj" typeface="Estrangelo Edessa"/>
+        <a:font script="Syre" typeface="Estrangelo Edessa"/>
+        <a:font script="Sora" typeface="Nirmala UI"/>
+        <a:font script="Tale" typeface="Microsoft Tai Le"/>
+        <a:font script="Talu" typeface="Microsoft New Tai Lue"/>
+        <a:font script="Tfng" typeface="Ebrima"/>
+      </a:minorFont>
+    </a:fontScheme>
+    <a:fmtScheme name="Office">
+      <a:fillStyleLst>
+        <a:solidFill>
+          <a:schemeClr val="phClr"/>
+        </a:solidFill>
+        <a:gradFill rotWithShape="1">
+          <a:gsLst>
+            <a:gs pos="0">
+              <a:schemeClr val="phClr">
+                <a:lumMod val="110000"/>
+                <a:satMod val="105000"/>
+                <a:tint val="67000"/>
+              </a:schemeClr>
+            </a:gs>
+            <a:gs pos="50000">
+              <a:schemeClr val="phClr">
+                <a:lumMod val="105000"/>
+                <a:satMod val="103000"/>
+                <a:tint val="73000"/>
+              </a:schemeClr>
+            </a:gs>
+            <a:gs pos="100000">
+              <a:schemeClr val="phClr">
+                <a:lumMod val="105000"/>
+                <a:satMod val="109000"/>
+                <a:tint val="81000"/>
+              </a:schemeClr>
+            </a:gs>
+          </a:gsLst>
+          <a:lin ang="5400000" scaled="0"/>
+        </a:gradFill>
+        <a:gradFill rotWithShape="1">
+          <a:gsLst>
+            <a:gs pos="0">
+              <a:schemeClr val="phClr">
+                <a:satMod val="103000"/>
+                <a:lumMod val="102000"/>
+                <a:tint val="94000"/>
+              </a:schemeClr>
+            </a:gs>
+            <a:gs pos="50000">
+              <a:schemeClr val="phClr">
+                <a:satMod val="110000"/>
+                <a:lumMod val="100000"/>
+                <a:shade val="100000"/>
+              </a:schemeClr>
+            </a:gs>
+            <a:gs pos="100000">
+              <a:schemeClr val="phClr">
+                <a:lumMod val="99000"/>
+                <a:satMod val="120000"/>
+                <a:shade val="78000"/>
+              </a:schemeClr>
+            </a:gs>
+          </a:gsLst>
+          <a:lin ang="5400000" scaled="0"/>
+        </a:gradFill>
+      </a:fillStyleLst>
+      <a:lnStyleLst>
+        <a:ln w="12700" cap="flat" cmpd="sng" algn="ctr">
+          <a:solidFill>
+            <a:schemeClr val="phClr"/>
+          </a:solidFill>
+          <a:prstDash val="solid"/>
+          <a:miter lim="800000"/>
+        </a:ln>
+        <a:ln w="19050" cap="flat" cmpd="sng" algn="ctr">
+          <a:solidFill>
+            <a:schemeClr val="phClr"/>
+          </a:solidFill>
+          <a:prstDash val="solid"/>
+          <a:miter lim="800000"/>
+        </a:ln>
+        <a:ln w="25400" cap="flat" cmpd="sng" algn="ctr">
+          <a:solidFill>
+            <a:schemeClr val="phClr"/>
+          </a:solidFill>
+          <a:prstDash val="solid"/>
+          <a:miter lim="800000"/>
+        </a:ln>
+      </a:lnStyleLst>
+      <a:effectStyleLst>
+        <a:effectStyle>
+          <a:effectLst/>
+        </a:effectStyle>
+        <a:effectStyle>
+          <a:effectLst/>
+        </a:effectStyle>
+        <a:effectStyle>
+          <a:effectLst>
+            <a:outerShdw blurRad="57150" dist="19050" dir="5400000" algn="ctr" rotWithShape="0">
+              <a:srgbClr val="000000">
+                <a:alpha val="63000"/>
+              </a:srgbClr>
+            </a:outerShdw>
+          </a:effectLst>
+        </a:effectStyle>
+      </a:effectStyleLst>
+      <a:bgFillStyleLst>
+        <a:solidFill>
+          <a:schemeClr val="phClr"/>
+        </a:solidFill>
+        <a:solidFill>
+          <a:schemeClr val="phClr">
+            <a:tint val="95000"/>
+            <a:satMod val="170000"/>
+          </a:schemeClr>
+        </a:solidFill>
+        <a:gradFill rotWithShape="1">
+          <a:gsLst>
+            <a:gs pos="0">
+              <a:schemeClr val="phClr">
+                <a:tint val="93000"/>
+                <a:satMod val="150000"/>
+                <a:shade val="98000"/>
+                <a:lumMod val="102000"/>
+              </a:schemeClr>
+            </a:gs>
+            <a:gs pos="50000">
+              <a:schemeClr val="phClr">
+                <a:tint val="98000"/>
+                <a:satMod val="130000"/>
+                <a:shade val="90000"/>
+                <a:lumMod val="103000"/>
+              </a:schemeClr>
+            </a:gs>
+            <a:gs pos="100000">
+              <a:schemeClr val="phClr">
+                <a:shade val="63000"/>
+                <a:satMod val="120000"/>
+              </a:schemeClr>
+            </a:gs>
+          </a:gsLst>
+          <a:lin ang="5400000" scaled="0"/>
+        </a:gradFill>
+      </a:bgFillStyleLst>
+    </a:fmtScheme>
+  </a:themeElements>
+  <a:objectDefaults>
+    <a:lnDef>
+      <a:spPr/>
+      <a:bodyPr/>
+      <a:lstStyle/>
+      <a:style>
+        <a:lnRef idx="2">
+          <a:schemeClr val="accent1"/>
+        </a:lnRef>
+        <a:fillRef idx="0">
+          <a:schemeClr val="accent1"/>
+        </a:fillRef>
+        <a:effectRef idx="1">
+          <a:schemeClr val="accent1"/>
+        </a:effectRef>
+        <a:fontRef idx="minor">
+          <a:schemeClr val="tx1"/>
+        </a:fontRef>
+      </a:style>
+    </a:lnDef>
+  </a:objectDefaults>
+  <a:extraClrSchemeLst/>
+  <a:extLst>
+    <a:ext uri="{05A4C25C-085E-4340-85A3-A5531E510DB2}">
+      <thm15:themeFamily xmlns:thm15="http://schemas.microsoft.com/office/thememl/2012/main" name="Office Theme" id="{2E142A2C-CD16-42D6-873A-C26D2A0506FA}" vid="{1BDDFF52-6CD6-40A5-AB3C-68EB2F1E4D0A}"/>
+    </a:ext>
+  </a:extLst>
+</a:theme>
+</file>
+
+<file path=docMetadata/LabelInfo.xml><?xml version="1.0" encoding="utf-8"?>
+<clbl:labelList xmlns:clbl="http://schemas.microsoft.com/office/2020/mipLabelMetadata">
+  <clbl:label id="{c06d6f96-9f80-47cd-9a61-eb7808785ab7}" enabled="1" method="Standard" siteId="{5c384fed-84cc-44a6-b34a-b060bf102a6e}" contentBits="3" removed="0"/>
+</clbl:labelList>
 </file>
--- a/docs/game-model/Identidad-del-Equipo-Familias.docx
+++ b/docs/game-model/Identidad-del-Equipo-Familias.docx
@@ -295,7 +295,27 @@
           <w:iCs/>
           <w:color w:val="0B3D24"/>
         </w:rPr>
-        <w:t>Jugamos con cabeza, en equipo, sin prisas innecesarias pero sin miedo cuando toca ser valientes. Es un fútbol que premia entender el juego y ayudarse entre todos, no solo correr más que el resto.</w:t>
+        <w:t xml:space="preserve">Jugamos con cabeza, en equipo, sin prisas </w:t>
+      </w:r>
+      <w:r>
+        <w:rPr>
+          <w:b/>
+          <w:bCs/>
+          <w:i/>
+          <w:iCs/>
+          <w:color w:val="0B3D24"/>
+        </w:rPr>
+        <w:t>innecesarias,</w:t>
+      </w:r>
+      <w:r>
+        <w:rPr>
+          <w:b/>
+          <w:bCs/>
+          <w:i/>
+          <w:iCs/>
+          <w:color w:val="0B3D24"/>
+        </w:rPr>
+        <w:t xml:space="preserve"> pero sin miedo cuando toca ser valientes. Es un fútbol que premia entender el juego y ayudarse entre todos, no solo correr más que el resto.</w:t>
       </w:r>
     </w:p>
     <w:p>
